--- a/docassemble/MAInformalAppelleeBrief/data/templates/appellee_brief.docx
+++ b/docassemble/MAInformalAppelleeBrief/data/templates/appellee_brief.docx
@@ -74,39 +74,17 @@
           <w:bCs/>
           <w:color w:val="000000"/>
         </w:rPr>
-        <w:t>Docket Number</w:t>
-      </w:r>
-      <w:proofErr w:type="gramStart"/>
-      <w:r>
-        <w:rPr>
-          <w:rStyle w:val="normaltextrun"/>
-          <w:rFonts w:ascii="Courier New" w:hAnsi="Courier New" w:cs="Courier New"/>
-          <w:b/>
-          <w:bCs/>
-          <w:color w:val="000000"/>
-        </w:rPr>
-        <w:t xml:space="preserve">:  </w:t>
-      </w:r>
-      <w:r>
-        <w:rPr>
-          <w:rStyle w:val="normaltextrun"/>
-          <w:rFonts w:ascii="Courier New" w:hAnsi="Courier New" w:cs="Courier New"/>
-          <w:b/>
-          <w:bCs/>
-          <w:color w:val="000000"/>
-        </w:rPr>
-        <w:t>{</w:t>
-      </w:r>
-      <w:proofErr w:type="gramEnd"/>
-      <w:r>
-        <w:rPr>
-          <w:rStyle w:val="normaltextrun"/>
-          <w:rFonts w:ascii="Courier New" w:hAnsi="Courier New" w:cs="Courier New"/>
-          <w:b/>
-          <w:bCs/>
-          <w:color w:val="000000"/>
-        </w:rPr>
-        <w:t>{</w:t>
+        <w:t xml:space="preserve">Docket Number:  </w:t>
+      </w:r>
+      <w:r>
+        <w:rPr>
+          <w:rStyle w:val="normaltextrun"/>
+          <w:rFonts w:ascii="Courier New" w:hAnsi="Courier New" w:cs="Courier New"/>
+          <w:b/>
+          <w:bCs/>
+          <w:color w:val="000000"/>
+        </w:rPr>
+        <w:t>{{</w:t>
       </w:r>
       <w:r>
         <w:rPr>
@@ -118,27 +96,15 @@
         </w:rPr>
         <w:t xml:space="preserve"> </w:t>
       </w:r>
-      <w:proofErr w:type="spellStart"/>
-      <w:r>
-        <w:rPr>
-          <w:rStyle w:val="normaltextrun"/>
-          <w:rFonts w:ascii="Courier New" w:hAnsi="Courier New" w:cs="Courier New"/>
-          <w:b/>
-          <w:bCs/>
-          <w:color w:val="000000"/>
-        </w:rPr>
-        <w:t>docket_number</w:t>
-      </w:r>
-      <w:proofErr w:type="spellEnd"/>
-      <w:r>
-        <w:rPr>
-          <w:rStyle w:val="normaltextrun"/>
-          <w:rFonts w:ascii="Courier New" w:hAnsi="Courier New" w:cs="Courier New"/>
-          <w:b/>
-          <w:bCs/>
-          <w:color w:val="000000"/>
-        </w:rPr>
-        <w:t xml:space="preserve"> }}</w:t>
+      <w:r>
+        <w:rPr>
+          <w:rStyle w:val="normaltextrun"/>
+          <w:rFonts w:ascii="Courier New" w:hAnsi="Courier New" w:cs="Courier New"/>
+          <w:b/>
+          <w:bCs/>
+          <w:color w:val="000000"/>
+        </w:rPr>
+        <w:t>docket_number }}</w:t>
       </w:r>
     </w:p>
     <w:p>
@@ -224,49 +190,15 @@
           <w:color w:val="000000"/>
         </w:rPr>
       </w:pPr>
-      <w:proofErr w:type="gramStart"/>
-      <w:r>
-        <w:rPr>
-          <w:rStyle w:val="normaltextrun"/>
-          <w:rFonts w:ascii="Courier New" w:hAnsi="Courier New" w:cs="Courier New"/>
-          <w:b/>
-          <w:bCs/>
-          <w:color w:val="000000"/>
-        </w:rPr>
-        <w:t xml:space="preserve">{{ </w:t>
-      </w:r>
-      <w:proofErr w:type="spellStart"/>
-      <w:r>
-        <w:rPr>
-          <w:rStyle w:val="normaltextrun"/>
-          <w:rFonts w:ascii="Courier New" w:hAnsi="Courier New" w:cs="Courier New"/>
-          <w:b/>
-          <w:bCs/>
-          <w:color w:val="000000"/>
-        </w:rPr>
-        <w:t>other</w:t>
-      </w:r>
-      <w:proofErr w:type="gramEnd"/>
-      <w:r>
-        <w:rPr>
-          <w:rStyle w:val="normaltextrun"/>
-          <w:rFonts w:ascii="Courier New" w:hAnsi="Courier New" w:cs="Courier New"/>
-          <w:b/>
-          <w:bCs/>
-          <w:color w:val="000000"/>
-        </w:rPr>
-        <w:t>_parties</w:t>
-      </w:r>
-      <w:proofErr w:type="spellEnd"/>
-      <w:r>
-        <w:rPr>
-          <w:rStyle w:val="normaltextrun"/>
-          <w:rFonts w:ascii="Courier New" w:hAnsi="Courier New" w:cs="Courier New"/>
-          <w:b/>
-          <w:bCs/>
-          <w:color w:val="000000"/>
-        </w:rPr>
-        <w:t>[0] }}</w:t>
+      <w:r>
+        <w:rPr>
+          <w:rStyle w:val="normaltextrun"/>
+          <w:rFonts w:ascii="Courier New" w:hAnsi="Courier New" w:cs="Courier New"/>
+          <w:b/>
+          <w:bCs/>
+          <w:color w:val="000000"/>
+        </w:rPr>
+        <w:t>{{ other_parties[0] }}</w:t>
       </w:r>
       <w:r>
         <w:rPr>
@@ -359,7 +291,6 @@
           <w:color w:val="000000"/>
         </w:rPr>
       </w:pPr>
-      <w:proofErr w:type="gramStart"/>
       <w:r>
         <w:rPr>
           <w:rStyle w:val="normaltextrun"/>
@@ -380,7 +311,6 @@
         </w:rPr>
         <w:t>users</w:t>
       </w:r>
-      <w:proofErr w:type="gramEnd"/>
       <w:r>
         <w:rPr>
           <w:rStyle w:val="normaltextrun"/>
@@ -517,7 +447,6 @@
         </w:rPr>
         <w:t xml:space="preserve"> </w:t>
       </w:r>
-      <w:proofErr w:type="gramStart"/>
       <w:r>
         <w:rPr>
           <w:rStyle w:val="normaltextrun"/>
@@ -527,43 +456,7 @@
           <w:color w:val="000000"/>
           <w:shd w:val="clear" w:color="auto" w:fill="FFFFFF"/>
         </w:rPr>
-        <w:t xml:space="preserve">{{ </w:t>
-      </w:r>
-      <w:proofErr w:type="spellStart"/>
-      <w:r>
-        <w:rPr>
-          <w:rStyle w:val="normaltextrun"/>
-          <w:rFonts w:ascii="Courier New" w:hAnsi="Courier New" w:cs="Courier New"/>
-          <w:b/>
-          <w:bCs/>
-          <w:color w:val="000000"/>
-          <w:shd w:val="clear" w:color="auto" w:fill="FFFFFF"/>
-        </w:rPr>
-        <w:t>trial</w:t>
-      </w:r>
-      <w:proofErr w:type="gramEnd"/>
-      <w:r>
-        <w:rPr>
-          <w:rStyle w:val="normaltextrun"/>
-          <w:rFonts w:ascii="Courier New" w:hAnsi="Courier New" w:cs="Courier New"/>
-          <w:b/>
-          <w:bCs/>
-          <w:color w:val="000000"/>
-          <w:shd w:val="clear" w:color="auto" w:fill="FFFFFF"/>
-        </w:rPr>
-        <w:t>_court</w:t>
-      </w:r>
-      <w:proofErr w:type="spellEnd"/>
-      <w:r>
-        <w:rPr>
-          <w:rStyle w:val="normaltextrun"/>
-          <w:rFonts w:ascii="Courier New" w:hAnsi="Courier New" w:cs="Courier New"/>
-          <w:b/>
-          <w:bCs/>
-          <w:color w:val="000000"/>
-          <w:shd w:val="clear" w:color="auto" w:fill="FFFFFF"/>
-        </w:rPr>
-        <w:t xml:space="preserve"> }}</w:t>
+        <w:t>{{ trial_court }}</w:t>
       </w:r>
     </w:p>
     <w:p>
@@ -605,27 +498,15 @@
         </w:rPr>
         <w:t xml:space="preserve">Informal Appellee Brief of </w:t>
       </w:r>
-      <w:proofErr w:type="gramStart"/>
-      <w:r>
-        <w:rPr>
-          <w:rStyle w:val="normaltextrun"/>
-          <w:rFonts w:ascii="Courier New" w:hAnsi="Courier New" w:cs="Courier New"/>
-          <w:b/>
-          <w:bCs/>
-          <w:color w:val="000000"/>
-        </w:rPr>
-        <w:t>{{ users</w:t>
-      </w:r>
-      <w:proofErr w:type="gramEnd"/>
-      <w:r>
-        <w:rPr>
-          <w:rStyle w:val="normaltextrun"/>
-          <w:rFonts w:ascii="Courier New" w:hAnsi="Courier New" w:cs="Courier New"/>
-          <w:b/>
-          <w:bCs/>
-          <w:color w:val="000000"/>
-        </w:rPr>
-        <w:t>[0] }}</w:t>
+      <w:r>
+        <w:rPr>
+          <w:rStyle w:val="normaltextrun"/>
+          <w:rFonts w:ascii="Courier New" w:hAnsi="Courier New" w:cs="Courier New"/>
+          <w:b/>
+          <w:bCs/>
+          <w:color w:val="000000"/>
+        </w:rPr>
+        <w:t>{{ users[0] }}</w:t>
       </w:r>
     </w:p>
     <w:p>
@@ -762,16 +643,7 @@
           <w:rFonts w:ascii="Courier New" w:hAnsi="Courier New" w:cs="Courier New"/>
           <w:color w:val="000000"/>
         </w:rPr>
-        <w:t>Date</w:t>
-      </w:r>
-      <w:proofErr w:type="gramStart"/>
-      <w:r>
-        <w:rPr>
-          <w:rStyle w:val="normaltextrun"/>
-          <w:rFonts w:ascii="Courier New" w:hAnsi="Courier New" w:cs="Courier New"/>
-          <w:color w:val="000000"/>
-        </w:rPr>
-        <w:t>:</w:t>
+        <w:t>Date:</w:t>
       </w:r>
       <w:r>
         <w:rPr>
@@ -795,34 +667,7 @@
           <w:rFonts w:ascii="Courier New" w:hAnsi="Courier New" w:cs="Courier New"/>
           <w:color w:val="000000"/>
         </w:rPr>
-        <w:t>{</w:t>
-      </w:r>
-      <w:proofErr w:type="gramEnd"/>
-      <w:r>
-        <w:rPr>
-          <w:rStyle w:val="normaltextrun"/>
-          <w:rFonts w:ascii="Courier New" w:hAnsi="Courier New" w:cs="Courier New"/>
-          <w:color w:val="000000"/>
-        </w:rPr>
-        <w:t>{ users[0].</w:t>
-      </w:r>
-      <w:proofErr w:type="spellStart"/>
-      <w:r>
-        <w:rPr>
-          <w:rStyle w:val="normaltextrun"/>
-          <w:rFonts w:ascii="Courier New" w:hAnsi="Courier New" w:cs="Courier New"/>
-          <w:color w:val="000000"/>
-        </w:rPr>
-        <w:t>signature_date</w:t>
-      </w:r>
-      <w:proofErr w:type="spellEnd"/>
-      <w:r>
-        <w:rPr>
-          <w:rStyle w:val="normaltextrun"/>
-          <w:rFonts w:ascii="Courier New" w:hAnsi="Courier New" w:cs="Courier New"/>
-          <w:color w:val="000000"/>
-        </w:rPr>
-        <w:t xml:space="preserve"> }}</w:t>
+        <w:t>{{ users[0].signature_date }}</w:t>
       </w:r>
     </w:p>
     <w:p>
@@ -867,17 +712,8 @@
           <w:color w:val="000000"/>
         </w:rPr>
         <w:tab/>
-      </w:r>
-      <w:proofErr w:type="gramStart"/>
-      <w:r>
-        <w:rPr>
-          <w:rStyle w:val="normaltextrun"/>
-          <w:rFonts w:ascii="Courier New" w:hAnsi="Courier New" w:cs="Courier New"/>
-          <w:color w:val="000000"/>
-        </w:rPr>
         <w:t>{{ users</w:t>
       </w:r>
-      <w:proofErr w:type="gramEnd"/>
       <w:r>
         <w:rPr>
           <w:rStyle w:val="normaltextrun"/>
@@ -921,24 +757,7 @@
           <w:color w:val="000000"/>
         </w:rPr>
         <w:tab/>
-      </w:r>
-      <w:proofErr w:type="gramStart"/>
-      <w:r>
-        <w:rPr>
-          <w:rStyle w:val="normaltextrun"/>
-          <w:rFonts w:ascii="Courier New" w:hAnsi="Courier New" w:cs="Courier New"/>
-          <w:color w:val="000000"/>
-        </w:rPr>
-        <w:t>{{ users</w:t>
-      </w:r>
-      <w:proofErr w:type="gramEnd"/>
-      <w:r>
-        <w:rPr>
-          <w:rStyle w:val="normaltextrun"/>
-          <w:rFonts w:ascii="Courier New" w:hAnsi="Courier New" w:cs="Courier New"/>
-          <w:color w:val="000000"/>
-        </w:rPr>
-        <w:t>[0]</w:t>
+        <w:t>{{ users[0]</w:t>
       </w:r>
       <w:r>
         <w:rPr>
@@ -992,77 +811,13 @@
         </w:rPr>
         <w:tab/>
       </w:r>
-      <w:proofErr w:type="gramStart"/>
       <w:r>
         <w:rPr>
           <w:rStyle w:val="normaltextrun"/>
           <w:rFonts w:ascii="Courier New" w:hAnsi="Courier New"/>
           <w:color w:val="000000"/>
         </w:rPr>
-        <w:t>{{ users</w:t>
-      </w:r>
-      <w:proofErr w:type="gramEnd"/>
-      <w:r>
-        <w:rPr>
-          <w:rStyle w:val="normaltextrun"/>
-          <w:rFonts w:ascii="Courier New" w:hAnsi="Courier New"/>
-          <w:color w:val="000000"/>
-        </w:rPr>
-        <w:t>[0].</w:t>
-      </w:r>
-      <w:proofErr w:type="spellStart"/>
-      <w:r>
-        <w:rPr>
-          <w:rStyle w:val="normaltextrun"/>
-          <w:rFonts w:ascii="Courier New" w:hAnsi="Courier New"/>
-          <w:color w:val="000000"/>
-        </w:rPr>
-        <w:t>address.address</w:t>
-      </w:r>
-      <w:proofErr w:type="spellEnd"/>
-      <w:r>
-        <w:rPr>
-          <w:rStyle w:val="normaltextrun"/>
-          <w:rFonts w:ascii="Courier New" w:hAnsi="Courier New"/>
-          <w:color w:val="000000"/>
-        </w:rPr>
-        <w:t xml:space="preserve"> }}, {{ users[0].</w:t>
-      </w:r>
-      <w:proofErr w:type="spellStart"/>
-      <w:r>
-        <w:rPr>
-          <w:rStyle w:val="normaltextrun"/>
-          <w:rFonts w:ascii="Courier New" w:hAnsi="Courier New"/>
-          <w:color w:val="000000"/>
-        </w:rPr>
-        <w:t>address.city</w:t>
-      </w:r>
-      <w:proofErr w:type="spellEnd"/>
-      <w:r>
-        <w:rPr>
-          <w:rStyle w:val="normaltextrun"/>
-          <w:rFonts w:ascii="Courier New" w:hAnsi="Courier New"/>
-          <w:color w:val="000000"/>
-        </w:rPr>
-        <w:t xml:space="preserve"> }}, {{ users[0].</w:t>
-      </w:r>
-      <w:proofErr w:type="spellStart"/>
-      <w:r>
-        <w:rPr>
-          <w:rStyle w:val="normaltextrun"/>
-          <w:rFonts w:ascii="Courier New" w:hAnsi="Courier New"/>
-          <w:color w:val="000000"/>
-        </w:rPr>
-        <w:t>address.state</w:t>
-      </w:r>
-      <w:proofErr w:type="spellEnd"/>
-      <w:r>
-        <w:rPr>
-          <w:rStyle w:val="normaltextrun"/>
-          <w:rFonts w:ascii="Courier New" w:hAnsi="Courier New"/>
-          <w:color w:val="000000"/>
-        </w:rPr>
-        <w:t xml:space="preserve"> }} {{ users[0].address.zip }}</w:t>
+        <w:t>{{ users[0].address.address }}, {{ users[0].address.city }}, {{ users[0].address.state }} {{ users[0].address.zip }}</w:t>
       </w:r>
     </w:p>
     <w:p>
@@ -1123,26 +878,8 @@
           <w:color w:val="000000"/>
         </w:rPr>
         <w:tab/>
-      </w:r>
-      <w:proofErr w:type="gramStart"/>
-      <w:r>
-        <w:rPr>
-          <w:rStyle w:val="normaltextrun"/>
-          <w:rFonts w:ascii="Courier New" w:hAnsi="Courier New" w:cs="Courier New"/>
-          <w:color w:val="000000"/>
-        </w:rPr>
-        <w:t>{{ users</w:t>
-      </w:r>
-      <w:proofErr w:type="gramEnd"/>
-      <w:r>
-        <w:rPr>
-          <w:rStyle w:val="normaltextrun"/>
-          <w:rFonts w:ascii="Courier New" w:hAnsi="Courier New" w:cs="Courier New"/>
-          <w:color w:val="000000"/>
-        </w:rPr>
-        <w:t>[0].</w:t>
-      </w:r>
-      <w:proofErr w:type="spellStart"/>
+        <w:t>{{ users[0].</w:t>
+      </w:r>
       <w:r>
         <w:rPr>
           <w:rStyle w:val="normaltextrun"/>
@@ -1151,7 +888,6 @@
         </w:rPr>
         <w:t>mobile_number</w:t>
       </w:r>
-      <w:proofErr w:type="spellEnd"/>
       <w:r>
         <w:rPr>
           <w:rStyle w:val="normaltextrun"/>
@@ -1220,23 +956,13 @@
         </w:rPr>
         <w:tab/>
       </w:r>
-      <w:proofErr w:type="gramStart"/>
-      <w:r>
-        <w:rPr>
-          <w:rStyle w:val="normaltextrun"/>
-          <w:rFonts w:ascii="Courier New" w:hAnsi="Courier New" w:cs="Courier New"/>
-          <w:color w:val="000000"/>
-        </w:rPr>
-        <w:t>{{ users</w:t>
-      </w:r>
-      <w:proofErr w:type="gramEnd"/>
-      <w:r>
-        <w:rPr>
-          <w:rStyle w:val="normaltextrun"/>
-          <w:rFonts w:ascii="Courier New" w:hAnsi="Courier New" w:cs="Courier New"/>
-          <w:color w:val="000000"/>
-        </w:rPr>
-        <w:t>[0].email }}</w:t>
+      <w:r>
+        <w:rPr>
+          <w:rStyle w:val="normaltextrun"/>
+          <w:rFonts w:ascii="Courier New" w:hAnsi="Courier New" w:cs="Courier New"/>
+          <w:color w:val="000000"/>
+        </w:rPr>
+        <w:t>{{ users[0].email }}</w:t>
       </w:r>
     </w:p>
     <w:p>
@@ -1314,37 +1040,12 @@
           <w:color w:val="000000" w:themeColor="text1"/>
         </w:rPr>
       </w:pPr>
-      <w:proofErr w:type="gramStart"/>
-      <w:r>
-        <w:rPr>
-          <w:rFonts w:ascii="Courier New" w:hAnsi="Courier New" w:cs="Courier New"/>
-          <w:color w:val="000000" w:themeColor="text1"/>
-        </w:rPr>
-        <w:t xml:space="preserve">{{ </w:t>
-      </w:r>
-      <w:proofErr w:type="spellStart"/>
-      <w:r>
-        <w:rPr>
-          <w:rFonts w:ascii="Courier New" w:hAnsi="Courier New" w:cs="Courier New"/>
-          <w:color w:val="000000" w:themeColor="text1"/>
-        </w:rPr>
-        <w:t>appeal</w:t>
-      </w:r>
-      <w:proofErr w:type="gramEnd"/>
-      <w:r>
-        <w:rPr>
-          <w:rFonts w:ascii="Courier New" w:hAnsi="Courier New" w:cs="Courier New"/>
-          <w:color w:val="000000" w:themeColor="text1"/>
-        </w:rPr>
-        <w:t>_issues</w:t>
-      </w:r>
-      <w:proofErr w:type="spellEnd"/>
-      <w:r>
-        <w:rPr>
-          <w:rFonts w:ascii="Courier New" w:hAnsi="Courier New" w:cs="Courier New"/>
-          <w:color w:val="000000" w:themeColor="text1"/>
-        </w:rPr>
-        <w:t xml:space="preserve"> }}</w:t>
+      <w:r>
+        <w:rPr>
+          <w:rFonts w:ascii="Courier New" w:hAnsi="Courier New" w:cs="Courier New"/>
+          <w:color w:val="000000" w:themeColor="text1"/>
+        </w:rPr>
+        <w:t>{{ appeal_issues }}</w:t>
       </w:r>
     </w:p>
     <w:p>
@@ -1430,7 +1131,6 @@
           <w:color w:val="000000" w:themeColor="text1"/>
         </w:rPr>
       </w:pPr>
-      <w:proofErr w:type="gramStart"/>
       <w:r>
         <w:rPr>
           <w:rFonts w:eastAsia="Times New Roman"/>
@@ -1438,23 +1138,13 @@
         </w:rPr>
         <w:t xml:space="preserve">{{ </w:t>
       </w:r>
-      <w:proofErr w:type="spellStart"/>
-      <w:r>
-        <w:rPr>
-          <w:rFonts w:eastAsia="Times New Roman"/>
-          <w:color w:val="000000" w:themeColor="text1"/>
-        </w:rPr>
-        <w:t>challenged</w:t>
-      </w:r>
-      <w:proofErr w:type="gramEnd"/>
-      <w:r>
-        <w:rPr>
-          <w:rFonts w:eastAsia="Times New Roman"/>
-          <w:color w:val="000000" w:themeColor="text1"/>
-        </w:rPr>
-        <w:t>_judgments</w:t>
-      </w:r>
-      <w:proofErr w:type="spellEnd"/>
+      <w:r>
+        <w:rPr>
+          <w:rFonts w:eastAsia="Times New Roman"/>
+          <w:color w:val="000000" w:themeColor="text1"/>
+        </w:rPr>
+        <w:t>challenged_judgments</w:t>
+      </w:r>
       <w:r>
         <w:rPr>
           <w:rFonts w:eastAsia="Times New Roman"/>
@@ -1547,37 +1237,12 @@
           <w:color w:val="000000" w:themeColor="text1"/>
         </w:rPr>
       </w:pPr>
-      <w:proofErr w:type="gramStart"/>
-      <w:r>
-        <w:rPr>
-          <w:rFonts w:eastAsia="Times New Roman"/>
-          <w:color w:val="000000" w:themeColor="text1"/>
-        </w:rPr>
-        <w:t xml:space="preserve">{{ </w:t>
-      </w:r>
-      <w:proofErr w:type="spellStart"/>
-      <w:r>
-        <w:rPr>
-          <w:rFonts w:eastAsia="Times New Roman"/>
-          <w:color w:val="000000" w:themeColor="text1"/>
-        </w:rPr>
-        <w:t>appeal</w:t>
-      </w:r>
-      <w:proofErr w:type="gramEnd"/>
-      <w:r>
-        <w:rPr>
-          <w:rFonts w:eastAsia="Times New Roman"/>
-          <w:color w:val="000000" w:themeColor="text1"/>
-        </w:rPr>
-        <w:t>_facts</w:t>
-      </w:r>
-      <w:proofErr w:type="spellEnd"/>
-      <w:r>
-        <w:rPr>
-          <w:rFonts w:eastAsia="Times New Roman"/>
-          <w:color w:val="000000" w:themeColor="text1"/>
-        </w:rPr>
-        <w:t xml:space="preserve"> }}</w:t>
+      <w:r>
+        <w:rPr>
+          <w:rFonts w:eastAsia="Times New Roman"/>
+          <w:color w:val="000000" w:themeColor="text1"/>
+        </w:rPr>
+        <w:t>{{ appeal_facts }}</w:t>
       </w:r>
     </w:p>
     <w:p>
@@ -1670,31 +1335,13 @@
           <w:color w:val="000000" w:themeColor="text1"/>
         </w:rPr>
       </w:pPr>
-      <w:proofErr w:type="gramStart"/>
-      <w:r>
-        <w:rPr>
-          <w:rFonts w:eastAsia="Times New Roman"/>
-          <w:color w:val="000000" w:themeColor="text1"/>
-        </w:rPr>
-        <w:t xml:space="preserve">{{ </w:t>
-      </w:r>
-      <w:proofErr w:type="spellStart"/>
-      <w:r>
-        <w:rPr>
-          <w:rFonts w:eastAsia="Times New Roman"/>
-          <w:color w:val="000000" w:themeColor="text1"/>
-        </w:rPr>
-        <w:t>appeal</w:t>
-      </w:r>
-      <w:proofErr w:type="gramEnd"/>
-      <w:r>
-        <w:rPr>
-          <w:rFonts w:eastAsia="Times New Roman"/>
-          <w:color w:val="000000" w:themeColor="text1"/>
-        </w:rPr>
-        <w:t>_arguments</w:t>
-      </w:r>
-      <w:proofErr w:type="spellEnd"/>
+      <w:r>
+        <w:rPr>
+          <w:rFonts w:eastAsia="Times New Roman"/>
+          <w:color w:val="000000" w:themeColor="text1"/>
+        </w:rPr>
+        <w:t>{{ appeal_arguments</w:t>
+      </w:r>
       <w:r>
         <w:rPr>
           <w:rFonts w:eastAsia="Times New Roman"/>
@@ -1782,195 +1429,406 @@
           <w:color w:val="000000" w:themeColor="text1"/>
         </w:rPr>
       </w:pPr>
-      <w:proofErr w:type="gramStart"/>
-      <w:r>
-        <w:rPr>
-          <w:rFonts w:eastAsia="Times New Roman"/>
-          <w:color w:val="000000" w:themeColor="text1"/>
-        </w:rPr>
-        <w:t xml:space="preserve">{{ </w:t>
-      </w:r>
-      <w:proofErr w:type="spellStart"/>
-      <w:r>
-        <w:rPr>
-          <w:rFonts w:eastAsia="Times New Roman"/>
-          <w:color w:val="000000" w:themeColor="text1"/>
-        </w:rPr>
-        <w:t>appeal</w:t>
-      </w:r>
-      <w:proofErr w:type="gramEnd"/>
-      <w:r>
-        <w:rPr>
-          <w:rFonts w:eastAsia="Times New Roman"/>
-          <w:color w:val="000000" w:themeColor="text1"/>
-        </w:rPr>
-        <w:t>_conclusion</w:t>
-      </w:r>
-      <w:proofErr w:type="spellEnd"/>
-      <w:r>
-        <w:rPr>
-          <w:rFonts w:eastAsia="Times New Roman"/>
-          <w:color w:val="000000" w:themeColor="text1"/>
+      <w:r>
+        <w:rPr>
+          <w:rFonts w:eastAsia="Times New Roman"/>
+          <w:color w:val="000000" w:themeColor="text1"/>
+        </w:rPr>
+        <w:t>{{ appeal_conclusion }}</w:t>
+      </w:r>
+    </w:p>
+    <w:p>
+      <w:pPr>
+        <w:textAlignment w:val="baseline"/>
+        <w:rPr>
+          <w:rFonts w:eastAsia="Times New Roman"/>
+          <w:color w:val="000000" w:themeColor="text1"/>
+        </w:rPr>
+      </w:pPr>
+    </w:p>
+    <w:p>
+      <w:pPr>
+        <w:textAlignment w:val="baseline"/>
+        <w:rPr>
+          <w:rFonts w:eastAsia="Times New Roman"/>
+          <w:color w:val="000000" w:themeColor="text1"/>
+        </w:rPr>
+      </w:pPr>
+    </w:p>
+    <w:p>
+      <w:pPr>
+        <w:textAlignment w:val="baseline"/>
+        <w:rPr>
+          <w:rFonts w:eastAsia="Times New Roman"/>
+          <w:color w:val="000000"/>
+        </w:rPr>
+      </w:pPr>
+      <w:r>
+        <w:rPr>
+          <w:rFonts w:eastAsia="Times New Roman"/>
+          <w:color w:val="000000"/>
+        </w:rPr>
+        <w:t>Respectfully submitted,</w:t>
+      </w:r>
+    </w:p>
+    <w:p>
+      <w:pPr>
+        <w:textAlignment w:val="baseline"/>
+        <w:rPr>
+          <w:rFonts w:eastAsia="Times New Roman"/>
+          <w:color w:val="000000"/>
+        </w:rPr>
+      </w:pPr>
+    </w:p>
+    <w:p>
+      <w:pPr>
+        <w:spacing w:line="240" w:lineRule="auto"/>
+        <w:textAlignment w:val="baseline"/>
+        <w:rPr>
+          <w:rFonts w:eastAsia="Times New Roman"/>
+          <w:color w:val="000000"/>
+        </w:rPr>
+      </w:pPr>
+      <w:r>
+        <w:rPr>
+          <w:rFonts w:eastAsia="Times New Roman"/>
+          <w:color w:val="000000"/>
+        </w:rPr>
+        <w:t xml:space="preserve">/s/ </w:t>
+      </w:r>
+      <w:r>
+        <w:rPr>
+          <w:rFonts w:eastAsia="Times New Roman"/>
+          <w:color w:val="000000"/>
+        </w:rPr>
+        <w:t>{{ users[0].signature }}</w:t>
+      </w:r>
+    </w:p>
+    <w:p>
+      <w:pPr>
+        <w:spacing w:line="240" w:lineRule="auto"/>
+        <w:textAlignment w:val="baseline"/>
+        <w:rPr>
+          <w:rFonts w:eastAsia="Times New Roman"/>
+          <w:color w:val="000000"/>
+        </w:rPr>
+      </w:pPr>
+    </w:p>
+    <w:p>
+      <w:pPr>
+        <w:spacing w:line="240" w:lineRule="auto"/>
+        <w:textAlignment w:val="baseline"/>
+        <w:rPr>
+          <w:rFonts w:eastAsia="Times New Roman"/>
+          <w:color w:val="000000"/>
+        </w:rPr>
+      </w:pPr>
+    </w:p>
+    <w:p>
+      <w:pPr>
+        <w:spacing w:line="240" w:lineRule="auto"/>
+        <w:textAlignment w:val="baseline"/>
+        <w:rPr>
+          <w:rFonts w:eastAsia="Times New Roman"/>
+          <w:color w:val="000000"/>
+        </w:rPr>
+      </w:pPr>
+      <w:r>
+        <w:rPr>
+          <w:rFonts w:eastAsia="Times New Roman"/>
+          <w:color w:val="000000"/>
+        </w:rPr>
+        <w:t>_________________________</w:t>
+      </w:r>
+    </w:p>
+    <w:p>
+      <w:pPr>
+        <w:spacing w:line="240" w:lineRule="auto"/>
+        <w:textAlignment w:val="baseline"/>
+        <w:rPr>
+          <w:rFonts w:eastAsia="Times New Roman"/>
+          <w:color w:val="000000"/>
+        </w:rPr>
+      </w:pPr>
+      <w:r>
+        <w:rPr>
+          <w:rFonts w:eastAsia="Times New Roman"/>
+          <w:color w:val="000000"/>
+        </w:rPr>
+        <w:t xml:space="preserve">Print </w:t>
+      </w:r>
+      <w:r>
+        <w:rPr>
+          <w:rFonts w:eastAsia="Times New Roman"/>
+          <w:color w:val="000000"/>
+        </w:rPr>
+        <w:t>y</w:t>
+      </w:r>
+      <w:r>
+        <w:rPr>
+          <w:rFonts w:eastAsia="Times New Roman"/>
+          <w:color w:val="000000"/>
+        </w:rPr>
+        <w:t xml:space="preserve">our </w:t>
+      </w:r>
+      <w:r>
+        <w:rPr>
+          <w:rFonts w:eastAsia="Times New Roman"/>
+          <w:color w:val="000000"/>
+        </w:rPr>
+        <w:t>n</w:t>
+      </w:r>
+      <w:r>
+        <w:rPr>
+          <w:rFonts w:eastAsia="Times New Roman"/>
+          <w:color w:val="000000"/>
+        </w:rPr>
+        <w:t>ame</w:t>
+      </w:r>
+      <w:r>
+        <w:rPr>
+          <w:rFonts w:eastAsia="Times New Roman"/>
+          <w:color w:val="000000"/>
+        </w:rPr>
+        <w:t>:</w:t>
+      </w:r>
+      <w:r>
+        <w:rPr>
+          <w:rFonts w:eastAsia="Times New Roman"/>
+          <w:color w:val="000000"/>
+        </w:rPr>
+        <w:tab/>
+        <w:t>{{</w:t>
+      </w:r>
+      <w:r>
+        <w:rPr>
+          <w:rFonts w:eastAsia="Times New Roman"/>
+          <w:color w:val="000000"/>
+        </w:rPr>
+        <w:t xml:space="preserve"> users[0] }}</w:t>
+      </w:r>
+      <w:r>
+        <w:rPr>
+          <w:rFonts w:eastAsia="Times New Roman"/>
+          <w:color w:val="000000"/>
+        </w:rPr>
+        <w:t>, Appellee</w:t>
+      </w:r>
+    </w:p>
+    <w:p>
+      <w:pPr>
+        <w:spacing w:line="240" w:lineRule="auto"/>
+        <w:textAlignment w:val="baseline"/>
+        <w:rPr>
+          <w:rFonts w:eastAsia="Times New Roman"/>
+          <w:color w:val="000000"/>
+        </w:rPr>
+      </w:pPr>
+      <w:r>
+        <w:rPr>
+          <w:rFonts w:eastAsia="Times New Roman"/>
+          <w:color w:val="000000"/>
+        </w:rPr>
+        <w:t>Your pronouns (optional)</w:t>
+      </w:r>
+      <w:r>
+        <w:rPr>
+          <w:rFonts w:eastAsia="Times New Roman"/>
+          <w:color w:val="000000"/>
+        </w:rPr>
+        <w:t>:</w:t>
+      </w:r>
+      <w:r>
+        <w:rPr>
+          <w:rFonts w:eastAsia="Times New Roman"/>
+          <w:color w:val="000000"/>
+        </w:rPr>
+        <w:tab/>
+      </w:r>
+      <w:r>
+        <w:rPr>
+          <w:rStyle w:val="normaltextrun"/>
+          <w:color w:val="000000"/>
+        </w:rPr>
+        <w:t>{{ users[0].pronouns }}</w:t>
+      </w:r>
+    </w:p>
+    <w:p>
+      <w:pPr>
+        <w:spacing w:line="240" w:lineRule="auto"/>
+        <w:textAlignment w:val="baseline"/>
+        <w:rPr>
+          <w:rFonts w:eastAsia="Times New Roman"/>
+          <w:color w:val="000000"/>
+        </w:rPr>
+      </w:pPr>
+      <w:r>
+        <w:rPr>
+          <w:rFonts w:eastAsia="Times New Roman"/>
+          <w:color w:val="000000"/>
+        </w:rPr>
+        <w:t xml:space="preserve">Your </w:t>
+      </w:r>
+      <w:r>
+        <w:rPr>
+          <w:rFonts w:eastAsia="Times New Roman"/>
+          <w:color w:val="000000"/>
+        </w:rPr>
+        <w:t>a</w:t>
+      </w:r>
+      <w:r>
+        <w:rPr>
+          <w:rFonts w:eastAsia="Times New Roman"/>
+          <w:color w:val="000000"/>
+        </w:rPr>
+        <w:t>ddress</w:t>
+      </w:r>
+      <w:r>
+        <w:rPr>
+          <w:rFonts w:eastAsia="Times New Roman"/>
+          <w:color w:val="000000"/>
+        </w:rPr>
+        <w:t>:</w:t>
+      </w:r>
+      <w:r>
+        <w:rPr>
+          <w:rFonts w:eastAsia="Times New Roman"/>
+          <w:color w:val="000000"/>
+        </w:rPr>
+        <w:tab/>
+      </w:r>
+      <w:r>
+        <w:rPr>
+          <w:rStyle w:val="normaltextrun"/>
+          <w:rFonts w:eastAsia="Times New Roman"/>
+          <w:color w:val="000000"/>
+        </w:rPr>
+        <w:t>{{ users[0].address.address }}, {{ users[0].address.city }}, {{ users[0].address.state }} {{ users[0].address.zip }}</w:t>
+      </w:r>
+    </w:p>
+    <w:p>
+      <w:pPr>
+        <w:spacing w:line="240" w:lineRule="auto"/>
+        <w:textAlignment w:val="baseline"/>
+        <w:rPr>
+          <w:rFonts w:eastAsia="Times New Roman"/>
+          <w:color w:val="000000"/>
+        </w:rPr>
+      </w:pPr>
+      <w:r>
+        <w:rPr>
+          <w:rFonts w:eastAsia="Times New Roman"/>
+          <w:color w:val="000000"/>
+        </w:rPr>
+        <w:t xml:space="preserve">Your </w:t>
+      </w:r>
+      <w:r>
+        <w:rPr>
+          <w:rFonts w:eastAsia="Times New Roman"/>
+          <w:color w:val="000000"/>
+        </w:rPr>
+        <w:t>p</w:t>
+      </w:r>
+      <w:r>
+        <w:rPr>
+          <w:rFonts w:eastAsia="Times New Roman"/>
+          <w:color w:val="000000"/>
+        </w:rPr>
+        <w:t xml:space="preserve">hone </w:t>
+      </w:r>
+      <w:r>
+        <w:rPr>
+          <w:rFonts w:eastAsia="Times New Roman"/>
+          <w:color w:val="000000"/>
+        </w:rPr>
+        <w:t>n</w:t>
+      </w:r>
+      <w:r>
+        <w:rPr>
+          <w:rFonts w:eastAsia="Times New Roman"/>
+          <w:color w:val="000000"/>
+        </w:rPr>
+        <w:t>umber</w:t>
+      </w:r>
+      <w:r>
+        <w:rPr>
+          <w:rFonts w:eastAsia="Times New Roman"/>
+          <w:color w:val="000000"/>
+        </w:rPr>
+        <w:t>:</w:t>
+      </w:r>
+      <w:r>
+        <w:rPr>
+          <w:rFonts w:eastAsia="Times New Roman"/>
+          <w:color w:val="000000"/>
+        </w:rPr>
+        <w:tab/>
+      </w:r>
+      <w:r>
+        <w:rPr>
+          <w:rStyle w:val="normaltextrun"/>
+          <w:color w:val="000000"/>
+        </w:rPr>
+        <w:t>{{ users[0].</w:t>
+      </w:r>
+      <w:r>
+        <w:rPr>
+          <w:rStyle w:val="normaltextrun"/>
+          <w:color w:val="000000"/>
+        </w:rPr>
+        <w:t>mobile_number</w:t>
+      </w:r>
+      <w:r>
+        <w:rPr>
+          <w:rStyle w:val="normaltextrun"/>
+          <w:color w:val="000000"/>
         </w:rPr>
         <w:t xml:space="preserve"> }}</w:t>
       </w:r>
     </w:p>
     <w:p>
       <w:pPr>
-        <w:textAlignment w:val="baseline"/>
-        <w:rPr>
-          <w:rFonts w:eastAsia="Times New Roman"/>
-          <w:color w:val="000000" w:themeColor="text1"/>
-        </w:rPr>
-      </w:pPr>
-    </w:p>
-    <w:p>
-      <w:pPr>
-        <w:textAlignment w:val="baseline"/>
-        <w:rPr>
-          <w:rFonts w:eastAsia="Times New Roman"/>
-          <w:color w:val="000000" w:themeColor="text1"/>
-        </w:rPr>
-      </w:pPr>
-    </w:p>
-    <w:p>
-      <w:pPr>
-        <w:textAlignment w:val="baseline"/>
-        <w:rPr>
-          <w:rFonts w:eastAsia="Times New Roman"/>
-          <w:color w:val="000000"/>
-        </w:rPr>
-      </w:pPr>
-      <w:r>
-        <w:rPr>
-          <w:rFonts w:eastAsia="Times New Roman"/>
-          <w:color w:val="000000"/>
-        </w:rPr>
-        <w:t>Respectfully submitted,</w:t>
-      </w:r>
-    </w:p>
-    <w:p>
-      <w:pPr>
-        <w:textAlignment w:val="baseline"/>
-        <w:rPr>
-          <w:rFonts w:eastAsia="Times New Roman"/>
-          <w:color w:val="000000"/>
-        </w:rPr>
-      </w:pPr>
-    </w:p>
-    <w:p>
-      <w:pPr>
-        <w:spacing w:line="240" w:lineRule="auto"/>
-        <w:textAlignment w:val="baseline"/>
-        <w:rPr>
-          <w:rFonts w:eastAsia="Times New Roman"/>
-          <w:color w:val="000000"/>
-        </w:rPr>
-      </w:pPr>
-      <w:r>
-        <w:rPr>
-          <w:rFonts w:eastAsia="Times New Roman"/>
-          <w:color w:val="000000"/>
-        </w:rPr>
-        <w:t xml:space="preserve">/s/ </w:t>
-      </w:r>
-      <w:proofErr w:type="gramStart"/>
-      <w:r>
-        <w:rPr>
-          <w:rFonts w:eastAsia="Times New Roman"/>
-          <w:color w:val="000000"/>
-        </w:rPr>
-        <w:t>{{ users</w:t>
-      </w:r>
-      <w:proofErr w:type="gramEnd"/>
-      <w:r>
-        <w:rPr>
-          <w:rFonts w:eastAsia="Times New Roman"/>
-          <w:color w:val="000000"/>
-        </w:rPr>
-        <w:t>[0].signature }}</w:t>
-      </w:r>
-    </w:p>
-    <w:p>
-      <w:pPr>
-        <w:spacing w:line="240" w:lineRule="auto"/>
-        <w:textAlignment w:val="baseline"/>
-        <w:rPr>
-          <w:rFonts w:eastAsia="Times New Roman"/>
-          <w:color w:val="000000"/>
-        </w:rPr>
-      </w:pPr>
-    </w:p>
-    <w:p>
-      <w:pPr>
-        <w:spacing w:line="240" w:lineRule="auto"/>
-        <w:textAlignment w:val="baseline"/>
-        <w:rPr>
-          <w:rFonts w:eastAsia="Times New Roman"/>
-          <w:color w:val="000000"/>
-        </w:rPr>
-      </w:pPr>
-    </w:p>
-    <w:p>
-      <w:pPr>
-        <w:spacing w:line="240" w:lineRule="auto"/>
-        <w:textAlignment w:val="baseline"/>
-        <w:rPr>
-          <w:rFonts w:eastAsia="Times New Roman"/>
-          <w:color w:val="000000"/>
-        </w:rPr>
-      </w:pPr>
-      <w:r>
-        <w:rPr>
-          <w:rFonts w:eastAsia="Times New Roman"/>
-          <w:color w:val="000000"/>
-        </w:rPr>
-        <w:t>_________________________</w:t>
-      </w:r>
-    </w:p>
-    <w:p>
-      <w:pPr>
-        <w:spacing w:line="240" w:lineRule="auto"/>
-        <w:textAlignment w:val="baseline"/>
-        <w:rPr>
-          <w:rFonts w:eastAsia="Times New Roman"/>
-          <w:color w:val="000000"/>
-        </w:rPr>
-      </w:pPr>
-      <w:r>
-        <w:rPr>
-          <w:rFonts w:eastAsia="Times New Roman"/>
-          <w:color w:val="000000"/>
-        </w:rPr>
-        <w:t xml:space="preserve">Print </w:t>
-      </w:r>
-      <w:r>
-        <w:rPr>
-          <w:rFonts w:eastAsia="Times New Roman"/>
-          <w:color w:val="000000"/>
-        </w:rPr>
-        <w:t>y</w:t>
-      </w:r>
-      <w:r>
-        <w:rPr>
-          <w:rFonts w:eastAsia="Times New Roman"/>
-          <w:color w:val="000000"/>
-        </w:rPr>
-        <w:t xml:space="preserve">our </w:t>
-      </w:r>
-      <w:r>
-        <w:rPr>
-          <w:rFonts w:eastAsia="Times New Roman"/>
-          <w:color w:val="000000"/>
-        </w:rPr>
-        <w:t>n</w:t>
-      </w:r>
-      <w:r>
-        <w:rPr>
-          <w:rFonts w:eastAsia="Times New Roman"/>
-          <w:color w:val="000000"/>
-        </w:rPr>
-        <w:t>ame</w:t>
+        <w:spacing w:line="240" w:lineRule="auto"/>
+        <w:textAlignment w:val="baseline"/>
+        <w:rPr>
+          <w:rFonts w:eastAsia="Times New Roman"/>
+          <w:color w:val="000000"/>
+        </w:rPr>
+      </w:pPr>
+      <w:r>
+        <w:rPr>
+          <w:rFonts w:eastAsia="Times New Roman"/>
+          <w:color w:val="000000"/>
+        </w:rPr>
+        <w:t xml:space="preserve">Your </w:t>
+      </w:r>
+      <w:r>
+        <w:rPr>
+          <w:rFonts w:eastAsia="Times New Roman"/>
+          <w:color w:val="000000"/>
+        </w:rPr>
+        <w:t>e</w:t>
+      </w:r>
+      <w:r>
+        <w:rPr>
+          <w:rFonts w:eastAsia="Times New Roman"/>
+          <w:color w:val="000000"/>
+        </w:rPr>
+        <w:t xml:space="preserve">mail </w:t>
+      </w:r>
+      <w:r>
+        <w:rPr>
+          <w:rFonts w:eastAsia="Times New Roman"/>
+          <w:color w:val="000000"/>
+        </w:rPr>
+        <w:t>a</w:t>
+      </w:r>
+      <w:r>
+        <w:rPr>
+          <w:rFonts w:eastAsia="Times New Roman"/>
+          <w:color w:val="000000"/>
+        </w:rPr>
+        <w:t>ddress</w:t>
       </w:r>
       <w:r>
         <w:rPr>
@@ -1986,400 +1844,39 @@
         </w:rPr>
         <w:tab/>
       </w:r>
-      <w:proofErr w:type="gramStart"/>
-      <w:r>
-        <w:rPr>
-          <w:rFonts w:eastAsia="Times New Roman"/>
-          <w:color w:val="000000"/>
-        </w:rPr>
-        <w:t>{{</w:t>
-      </w:r>
-      <w:r>
-        <w:rPr>
-          <w:rFonts w:eastAsia="Times New Roman"/>
-          <w:color w:val="000000"/>
-        </w:rPr>
-        <w:t xml:space="preserve"> users</w:t>
-      </w:r>
-      <w:proofErr w:type="gramEnd"/>
-      <w:r>
-        <w:rPr>
-          <w:rFonts w:eastAsia="Times New Roman"/>
-          <w:color w:val="000000"/>
-        </w:rPr>
-        <w:t>[0] }}</w:t>
-      </w:r>
-      <w:r>
-        <w:rPr>
-          <w:rFonts w:eastAsia="Times New Roman"/>
-          <w:color w:val="000000"/>
-        </w:rPr>
-        <w:t>, Appellee</w:t>
-      </w:r>
-    </w:p>
-    <w:p>
-      <w:pPr>
-        <w:spacing w:line="240" w:lineRule="auto"/>
-        <w:textAlignment w:val="baseline"/>
-        <w:rPr>
-          <w:rFonts w:eastAsia="Times New Roman"/>
-          <w:color w:val="000000"/>
-        </w:rPr>
-      </w:pPr>
-      <w:r>
-        <w:rPr>
-          <w:rFonts w:eastAsia="Times New Roman"/>
-          <w:color w:val="000000"/>
-        </w:rPr>
-        <w:t>Your pronouns (optional)</w:t>
-      </w:r>
-      <w:r>
-        <w:rPr>
-          <w:rFonts w:eastAsia="Times New Roman"/>
-          <w:color w:val="000000"/>
-        </w:rPr>
-        <w:t>:</w:t>
-      </w:r>
-      <w:r>
-        <w:rPr>
-          <w:rFonts w:eastAsia="Times New Roman"/>
-          <w:color w:val="000000"/>
-        </w:rPr>
-        <w:tab/>
-      </w:r>
-      <w:proofErr w:type="gramStart"/>
-      <w:r>
-        <w:rPr>
-          <w:rStyle w:val="normaltextrun"/>
-          <w:color w:val="000000"/>
-        </w:rPr>
-        <w:t>{{ users</w:t>
-      </w:r>
-      <w:proofErr w:type="gramEnd"/>
-      <w:r>
-        <w:rPr>
-          <w:rStyle w:val="normaltextrun"/>
-          <w:color w:val="000000"/>
-        </w:rPr>
-        <w:t>[0].pronouns }}</w:t>
-      </w:r>
-    </w:p>
-    <w:p>
-      <w:pPr>
-        <w:spacing w:line="240" w:lineRule="auto"/>
-        <w:textAlignment w:val="baseline"/>
-        <w:rPr>
-          <w:rFonts w:eastAsia="Times New Roman"/>
-          <w:color w:val="000000"/>
-        </w:rPr>
-      </w:pPr>
-      <w:r>
-        <w:rPr>
-          <w:rFonts w:eastAsia="Times New Roman"/>
-          <w:color w:val="000000"/>
-        </w:rPr>
-        <w:t xml:space="preserve">Your </w:t>
-      </w:r>
-      <w:r>
-        <w:rPr>
-          <w:rFonts w:eastAsia="Times New Roman"/>
-          <w:color w:val="000000"/>
-        </w:rPr>
-        <w:t>a</w:t>
-      </w:r>
-      <w:r>
-        <w:rPr>
-          <w:rFonts w:eastAsia="Times New Roman"/>
-          <w:color w:val="000000"/>
-        </w:rPr>
-        <w:t>ddress</w:t>
-      </w:r>
-      <w:r>
-        <w:rPr>
-          <w:rFonts w:eastAsia="Times New Roman"/>
-          <w:color w:val="000000"/>
-        </w:rPr>
-        <w:t>:</w:t>
-      </w:r>
-      <w:r>
-        <w:rPr>
-          <w:rFonts w:eastAsia="Times New Roman"/>
-          <w:color w:val="000000"/>
-        </w:rPr>
-        <w:tab/>
-      </w:r>
-      <w:proofErr w:type="gramStart"/>
-      <w:r>
-        <w:rPr>
-          <w:rStyle w:val="normaltextrun"/>
-          <w:rFonts w:eastAsia="Times New Roman"/>
-          <w:color w:val="000000"/>
-        </w:rPr>
-        <w:t>{{ users</w:t>
-      </w:r>
-      <w:proofErr w:type="gramEnd"/>
-      <w:r>
-        <w:rPr>
-          <w:rStyle w:val="normaltextrun"/>
-          <w:rFonts w:eastAsia="Times New Roman"/>
-          <w:color w:val="000000"/>
-        </w:rPr>
-        <w:t>[0].</w:t>
-      </w:r>
-      <w:proofErr w:type="spellStart"/>
-      <w:r>
-        <w:rPr>
-          <w:rStyle w:val="normaltextrun"/>
-          <w:rFonts w:eastAsia="Times New Roman"/>
-          <w:color w:val="000000"/>
-        </w:rPr>
-        <w:t>address.address</w:t>
-      </w:r>
-      <w:proofErr w:type="spellEnd"/>
-      <w:r>
-        <w:rPr>
-          <w:rStyle w:val="normaltextrun"/>
-          <w:rFonts w:eastAsia="Times New Roman"/>
-          <w:color w:val="000000"/>
-        </w:rPr>
-        <w:t xml:space="preserve"> }}, {{ users[0].</w:t>
-      </w:r>
-      <w:proofErr w:type="spellStart"/>
-      <w:r>
-        <w:rPr>
-          <w:rStyle w:val="normaltextrun"/>
-          <w:rFonts w:eastAsia="Times New Roman"/>
-          <w:color w:val="000000"/>
-        </w:rPr>
-        <w:t>address.city</w:t>
-      </w:r>
-      <w:proofErr w:type="spellEnd"/>
-      <w:r>
-        <w:rPr>
-          <w:rStyle w:val="normaltextrun"/>
-          <w:rFonts w:eastAsia="Times New Roman"/>
-          <w:color w:val="000000"/>
-        </w:rPr>
-        <w:t xml:space="preserve"> }}, {{ users[0].</w:t>
-      </w:r>
-      <w:proofErr w:type="spellStart"/>
-      <w:r>
-        <w:rPr>
-          <w:rStyle w:val="normaltextrun"/>
-          <w:rFonts w:eastAsia="Times New Roman"/>
-          <w:color w:val="000000"/>
-        </w:rPr>
-        <w:t>address.state</w:t>
-      </w:r>
-      <w:proofErr w:type="spellEnd"/>
-      <w:r>
-        <w:rPr>
-          <w:rStyle w:val="normaltextrun"/>
-          <w:rFonts w:eastAsia="Times New Roman"/>
-          <w:color w:val="000000"/>
-        </w:rPr>
-        <w:t xml:space="preserve"> }} {{ users[0].address.zip }}</w:t>
-      </w:r>
-    </w:p>
-    <w:p>
-      <w:pPr>
-        <w:spacing w:line="240" w:lineRule="auto"/>
-        <w:textAlignment w:val="baseline"/>
-        <w:rPr>
-          <w:rFonts w:eastAsia="Times New Roman"/>
-          <w:color w:val="000000"/>
-        </w:rPr>
-      </w:pPr>
-      <w:r>
-        <w:rPr>
-          <w:rFonts w:eastAsia="Times New Roman"/>
-          <w:color w:val="000000"/>
-        </w:rPr>
-        <w:t xml:space="preserve">Your </w:t>
-      </w:r>
-      <w:r>
-        <w:rPr>
-          <w:rFonts w:eastAsia="Times New Roman"/>
-          <w:color w:val="000000"/>
-        </w:rPr>
-        <w:t>p</w:t>
-      </w:r>
-      <w:r>
-        <w:rPr>
-          <w:rFonts w:eastAsia="Times New Roman"/>
-          <w:color w:val="000000"/>
-        </w:rPr>
-        <w:t xml:space="preserve">hone </w:t>
-      </w:r>
-      <w:r>
-        <w:rPr>
-          <w:rFonts w:eastAsia="Times New Roman"/>
-          <w:color w:val="000000"/>
-        </w:rPr>
-        <w:t>n</w:t>
-      </w:r>
-      <w:r>
-        <w:rPr>
-          <w:rFonts w:eastAsia="Times New Roman"/>
-          <w:color w:val="000000"/>
-        </w:rPr>
-        <w:t>umber</w:t>
-      </w:r>
-      <w:r>
-        <w:rPr>
-          <w:rFonts w:eastAsia="Times New Roman"/>
-          <w:color w:val="000000"/>
-        </w:rPr>
-        <w:t>:</w:t>
-      </w:r>
-      <w:r>
-        <w:rPr>
-          <w:rFonts w:eastAsia="Times New Roman"/>
-          <w:color w:val="000000"/>
-        </w:rPr>
-        <w:tab/>
-      </w:r>
-      <w:proofErr w:type="gramStart"/>
-      <w:r>
-        <w:rPr>
-          <w:rStyle w:val="normaltextrun"/>
-          <w:color w:val="000000"/>
-        </w:rPr>
-        <w:t>{{ users</w:t>
-      </w:r>
-      <w:proofErr w:type="gramEnd"/>
-      <w:r>
-        <w:rPr>
-          <w:rStyle w:val="normaltextrun"/>
-          <w:color w:val="000000"/>
-        </w:rPr>
-        <w:t>[0].</w:t>
-      </w:r>
-      <w:proofErr w:type="spellStart"/>
-      <w:r>
-        <w:rPr>
-          <w:rStyle w:val="normaltextrun"/>
-          <w:color w:val="000000"/>
-        </w:rPr>
-        <w:t>mobile_number</w:t>
-      </w:r>
-      <w:proofErr w:type="spellEnd"/>
-      <w:r>
-        <w:rPr>
-          <w:rStyle w:val="normaltextrun"/>
-          <w:color w:val="000000"/>
-        </w:rPr>
-        <w:t xml:space="preserve"> }}</w:t>
-      </w:r>
-    </w:p>
-    <w:p>
-      <w:pPr>
-        <w:spacing w:line="240" w:lineRule="auto"/>
-        <w:textAlignment w:val="baseline"/>
-        <w:rPr>
-          <w:rFonts w:eastAsia="Times New Roman"/>
-          <w:color w:val="000000"/>
-        </w:rPr>
-      </w:pPr>
-      <w:r>
-        <w:rPr>
-          <w:rFonts w:eastAsia="Times New Roman"/>
-          <w:color w:val="000000"/>
-        </w:rPr>
-        <w:t xml:space="preserve">Your </w:t>
-      </w:r>
-      <w:r>
-        <w:rPr>
-          <w:rFonts w:eastAsia="Times New Roman"/>
-          <w:color w:val="000000"/>
-        </w:rPr>
-        <w:t>e</w:t>
-      </w:r>
-      <w:r>
-        <w:rPr>
-          <w:rFonts w:eastAsia="Times New Roman"/>
-          <w:color w:val="000000"/>
-        </w:rPr>
-        <w:t xml:space="preserve">mail </w:t>
-      </w:r>
-      <w:r>
-        <w:rPr>
-          <w:rFonts w:eastAsia="Times New Roman"/>
-          <w:color w:val="000000"/>
-        </w:rPr>
-        <w:t>a</w:t>
-      </w:r>
-      <w:r>
-        <w:rPr>
-          <w:rFonts w:eastAsia="Times New Roman"/>
-          <w:color w:val="000000"/>
-        </w:rPr>
-        <w:t>ddress</w:t>
-      </w:r>
-      <w:r>
-        <w:rPr>
-          <w:rFonts w:eastAsia="Times New Roman"/>
-          <w:color w:val="000000"/>
-        </w:rPr>
-        <w:t>:</w:t>
-      </w:r>
-      <w:r>
-        <w:rPr>
-          <w:rFonts w:eastAsia="Times New Roman"/>
-          <w:color w:val="000000"/>
-        </w:rPr>
-        <w:tab/>
-      </w:r>
-      <w:proofErr w:type="gramStart"/>
-      <w:r>
-        <w:rPr>
-          <w:rStyle w:val="normaltextrun"/>
-          <w:color w:val="000000"/>
-        </w:rPr>
-        <w:t>{{ users</w:t>
-      </w:r>
-      <w:proofErr w:type="gramEnd"/>
-      <w:r>
-        <w:rPr>
-          <w:rStyle w:val="normaltextrun"/>
-          <w:color w:val="000000"/>
-        </w:rPr>
-        <w:t>[0].email }}</w:t>
-      </w:r>
-    </w:p>
-    <w:p>
-      <w:pPr>
-        <w:spacing w:line="240" w:lineRule="auto"/>
-        <w:textAlignment w:val="baseline"/>
-        <w:rPr>
-          <w:rFonts w:eastAsia="Times New Roman"/>
-          <w:color w:val="000000"/>
-        </w:rPr>
-      </w:pPr>
-    </w:p>
-    <w:p>
-      <w:pPr>
-        <w:spacing w:line="240" w:lineRule="auto"/>
-        <w:textAlignment w:val="baseline"/>
-        <w:rPr>
-          <w:rFonts w:eastAsia="Times New Roman"/>
-          <w:color w:val="000000" w:themeColor="text1"/>
-        </w:rPr>
-      </w:pPr>
-      <w:r>
-        <w:rPr>
-          <w:rFonts w:eastAsia="Times New Roman"/>
-          <w:color w:val="000000" w:themeColor="text1"/>
-        </w:rPr>
-        <w:t>Date</w:t>
-      </w:r>
-      <w:proofErr w:type="gramStart"/>
-      <w:r>
-        <w:rPr>
-          <w:rFonts w:eastAsia="Times New Roman"/>
-          <w:color w:val="000000" w:themeColor="text1"/>
-        </w:rPr>
-        <w:t xml:space="preserve">: </w:t>
+      <w:r>
+        <w:rPr>
+          <w:rStyle w:val="normaltextrun"/>
+          <w:color w:val="000000"/>
+        </w:rPr>
+        <w:t>{{ users[0].email }}</w:t>
+      </w:r>
+    </w:p>
+    <w:p>
+      <w:pPr>
+        <w:spacing w:line="240" w:lineRule="auto"/>
+        <w:textAlignment w:val="baseline"/>
+        <w:rPr>
+          <w:rFonts w:eastAsia="Times New Roman"/>
+          <w:color w:val="000000"/>
+        </w:rPr>
+      </w:pPr>
+    </w:p>
+    <w:p>
+      <w:pPr>
+        <w:spacing w:line="240" w:lineRule="auto"/>
+        <w:textAlignment w:val="baseline"/>
+        <w:rPr>
+          <w:rFonts w:eastAsia="Times New Roman"/>
+          <w:color w:val="000000" w:themeColor="text1"/>
+        </w:rPr>
+      </w:pPr>
+      <w:r>
+        <w:rPr>
+          <w:rFonts w:eastAsia="Times New Roman"/>
+          <w:color w:val="000000" w:themeColor="text1"/>
+        </w:rPr>
+        <w:t xml:space="preserve">Date: </w:t>
       </w:r>
       <w:r>
         <w:rPr>
@@ -2393,31 +1890,7 @@
           <w:rStyle w:val="normaltextrun"/>
           <w:color w:val="000000"/>
         </w:rPr>
-        <w:t>{</w:t>
-      </w:r>
-      <w:proofErr w:type="gramEnd"/>
-      <w:r>
-        <w:rPr>
-          <w:rStyle w:val="normaltextrun"/>
-          <w:color w:val="000000"/>
-        </w:rPr>
-        <w:t>{ users[0].</w:t>
-      </w:r>
-      <w:proofErr w:type="spellStart"/>
-      <w:r>
-        <w:rPr>
-          <w:rStyle w:val="normaltextrun"/>
-          <w:color w:val="000000"/>
-        </w:rPr>
-        <w:t>signature_date</w:t>
-      </w:r>
-      <w:proofErr w:type="spellEnd"/>
-      <w:r>
-        <w:rPr>
-          <w:rStyle w:val="normaltextrun"/>
-          <w:color w:val="000000"/>
-        </w:rPr>
-        <w:t xml:space="preserve"> }}</w:t>
+        <w:t>{{ users[0].signature_date }}</w:t>
       </w:r>
     </w:p>
     <w:p>
@@ -2522,925 +1995,697 @@
           <w:rFonts w:eastAsia="Times New Roman"/>
           <w:color w:val="000000" w:themeColor="text1"/>
         </w:rPr>
+        <w:t>{{ users[0].signature_date }}</w:t>
+      </w:r>
+      <w:r>
+        <w:rPr>
+          <w:rFonts w:eastAsia="Times New Roman"/>
+          <w:color w:val="000000" w:themeColor="text1"/>
+        </w:rPr>
+        <w:t xml:space="preserve"> I served a complete copy of this </w:t>
+      </w:r>
+      <w:r>
+        <w:rPr>
+          <w:rFonts w:eastAsia="Times New Roman"/>
+          <w:color w:val="000000" w:themeColor="text1"/>
+        </w:rPr>
+        <w:t>{{</w:t>
+      </w:r>
+      <w:r>
+        <w:rPr>
+          <w:rFonts w:eastAsia="Times New Roman"/>
+          <w:color w:val="000000" w:themeColor="text1"/>
+        </w:rPr>
+        <w:t xml:space="preserve"> </w:t>
+      </w:r>
+      <w:r>
+        <w:rPr>
+          <w:rFonts w:eastAsia="Times New Roman"/>
+          <w:color w:val="000000" w:themeColor="text1"/>
+        </w:rPr>
+        <w:t>is_</w:t>
+      </w:r>
+      <w:r>
+        <w:rPr>
+          <w:rFonts w:eastAsia="Times New Roman"/>
+          <w:color w:val="000000" w:themeColor="text1"/>
+        </w:rPr>
+        <w:t>served_informal_brief }}</w:t>
+      </w:r>
+      <w:r>
+        <w:rPr>
+          <w:rFonts w:eastAsia="Times New Roman"/>
+          <w:color w:val="000000" w:themeColor="text1"/>
+        </w:rPr>
+        <w:t xml:space="preserve"> </w:t>
+      </w:r>
+      <w:r>
+        <w:rPr>
+          <w:rFonts w:eastAsia="Times New Roman"/>
+          <w:color w:val="000000" w:themeColor="text1"/>
+        </w:rPr>
+        <w:t xml:space="preserve">Informal </w:t>
+      </w:r>
+      <w:r>
+        <w:rPr>
+          <w:rFonts w:eastAsia="Times New Roman"/>
+          <w:color w:val="000000" w:themeColor="text1"/>
+        </w:rPr>
+        <w:t xml:space="preserve">Appellee </w:t>
+      </w:r>
+      <w:r>
+        <w:rPr>
+          <w:rFonts w:eastAsia="Times New Roman"/>
+          <w:color w:val="000000" w:themeColor="text1"/>
+        </w:rPr>
+        <w:t>Brief</w:t>
+      </w:r>
+      <w:r>
+        <w:rPr>
+          <w:rFonts w:eastAsia="Times New Roman"/>
+          <w:color w:val="000000" w:themeColor="text1"/>
+        </w:rPr>
+        <w:t>,</w:t>
+      </w:r>
+      <w:r>
+        <w:rPr>
+          <w:rFonts w:eastAsia="Times New Roman"/>
+          <w:color w:val="000000" w:themeColor="text1"/>
+        </w:rPr>
+        <w:t xml:space="preserve"> </w:t>
+      </w:r>
+      <w:r>
+        <w:rPr>
+          <w:rFonts w:eastAsia="Times New Roman"/>
+          <w:color w:val="000000" w:themeColor="text1"/>
+        </w:rPr>
+        <w:t xml:space="preserve">{{ </w:t>
+      </w:r>
+      <w:r>
+        <w:rPr>
+          <w:rFonts w:eastAsia="Times New Roman"/>
+          <w:color w:val="000000" w:themeColor="text1"/>
+        </w:rPr>
+        <w:t>is_</w:t>
+      </w:r>
+      <w:r>
+        <w:rPr>
+          <w:rFonts w:eastAsia="Times New Roman"/>
+          <w:color w:val="000000" w:themeColor="text1"/>
+        </w:rPr>
+        <w:t>served_</w:t>
+      </w:r>
+      <w:r>
+        <w:rPr>
+          <w:rFonts w:eastAsia="Times New Roman"/>
+          <w:color w:val="000000" w:themeColor="text1"/>
+        </w:rPr>
+        <w:t>record</w:t>
+      </w:r>
+      <w:r>
+        <w:rPr>
+          <w:rFonts w:eastAsia="Times New Roman"/>
+          <w:color w:val="000000" w:themeColor="text1"/>
+        </w:rPr>
+        <w:t>_appendix }}</w:t>
+      </w:r>
+      <w:r>
+        <w:rPr>
+          <w:rFonts w:eastAsia="Times New Roman"/>
+          <w:color w:val="000000" w:themeColor="text1"/>
+        </w:rPr>
+        <w:t xml:space="preserve"> </w:t>
+      </w:r>
+      <w:r>
+        <w:rPr>
+          <w:rFonts w:eastAsia="Times New Roman"/>
+          <w:color w:val="000000" w:themeColor="text1"/>
+        </w:rPr>
+        <w:t>Supplemental</w:t>
+      </w:r>
+      <w:r>
+        <w:rPr>
+          <w:rFonts w:eastAsia="Times New Roman"/>
+          <w:color w:val="000000" w:themeColor="text1"/>
+        </w:rPr>
+        <w:t xml:space="preserve"> Appendix</w:t>
+      </w:r>
+      <w:r>
+        <w:rPr>
+          <w:rFonts w:eastAsia="Times New Roman"/>
+          <w:color w:val="000000" w:themeColor="text1"/>
+        </w:rPr>
+        <w:t xml:space="preserve">, </w:t>
+      </w:r>
+      <w:r>
+        <w:rPr>
+          <w:rFonts w:eastAsia="Times New Roman"/>
+          <w:color w:val="000000" w:themeColor="text1"/>
+        </w:rPr>
+        <w:t xml:space="preserve">{{ </w:t>
+      </w:r>
+      <w:r>
+        <w:rPr>
+          <w:rFonts w:eastAsia="Times New Roman"/>
+          <w:color w:val="000000" w:themeColor="text1"/>
+        </w:rPr>
+        <w:t>is_</w:t>
+      </w:r>
+      <w:r>
+        <w:rPr>
+          <w:rFonts w:eastAsia="Times New Roman"/>
+          <w:color w:val="000000" w:themeColor="text1"/>
+        </w:rPr>
+        <w:t>served_impounded</w:t>
+      </w:r>
+      <w:r>
+        <w:rPr>
+          <w:rFonts w:eastAsia="Times New Roman"/>
+          <w:color w:val="000000" w:themeColor="text1"/>
+        </w:rPr>
+        <w:t xml:space="preserve">_appendix </w:t>
+      </w:r>
+      <w:r>
+        <w:rPr>
+          <w:rFonts w:eastAsia="Times New Roman"/>
+          <w:color w:val="000000" w:themeColor="text1"/>
+        </w:rPr>
+        <w:t>}}</w:t>
+      </w:r>
+      <w:r>
+        <w:rPr>
+          <w:rFonts w:eastAsia="Times New Roman"/>
+          <w:color w:val="000000" w:themeColor="text1"/>
+        </w:rPr>
+        <w:t xml:space="preserve"> Impounded Supplemental Appendix [choose all that apply]</w:t>
+      </w:r>
+      <w:r>
+        <w:rPr>
+          <w:rFonts w:eastAsia="Times New Roman"/>
+          <w:color w:val="000000" w:themeColor="text1"/>
+        </w:rPr>
+        <w:t xml:space="preserve"> on all parties, by sending it to the person(s) listed below using the email address(es) or physical mailing address(es) shown:</w:t>
+      </w:r>
+    </w:p>
+    <w:p>
+      <w:pPr>
+        <w:spacing w:line="240" w:lineRule="auto"/>
+        <w:textAlignment w:val="baseline"/>
+        <w:rPr>
+          <w:rFonts w:eastAsia="Times New Roman"/>
+          <w:color w:val="000000" w:themeColor="text1"/>
+        </w:rPr>
+      </w:pPr>
+    </w:p>
+    <w:p>
+      <w:pPr>
+        <w:spacing w:line="240" w:lineRule="auto"/>
+        <w:textAlignment w:val="baseline"/>
+        <w:rPr>
+          <w:rFonts w:eastAsia="Times New Roman"/>
+          <w:color w:val="000000" w:themeColor="text1"/>
+        </w:rPr>
+      </w:pPr>
+      <w:r>
+        <w:rPr>
+          <w:rFonts w:eastAsia="Times New Roman"/>
+          <w:color w:val="000000" w:themeColor="text1"/>
+        </w:rPr>
+        <w:tab/>
+      </w:r>
+      <w:r>
+        <w:rPr>
+          <w:rFonts w:eastAsia="Times New Roman"/>
+          <w:color w:val="000000" w:themeColor="text1"/>
+        </w:rPr>
+        <w:t>Name of other party or parties or their lawyer(s) who you served:</w:t>
+      </w:r>
+    </w:p>
+    <w:p>
+      <w:pPr>
+        <w:spacing w:line="240" w:lineRule="auto"/>
+        <w:textAlignment w:val="baseline"/>
+        <w:rPr>
+          <w:rFonts w:eastAsia="Times New Roman"/>
+          <w:color w:val="000000" w:themeColor="text1"/>
+        </w:rPr>
+      </w:pPr>
+    </w:p>
+    <w:p>
+      <w:pPr>
+        <w:spacing w:line="240" w:lineRule="auto"/>
+        <w:textAlignment w:val="baseline"/>
+        <w:rPr>
+          <w:rFonts w:eastAsia="Times New Roman"/>
+          <w:color w:val="000000"/>
+        </w:rPr>
+      </w:pPr>
+      <w:r>
+        <w:rPr>
+          <w:rFonts w:eastAsia="Times New Roman"/>
+          <w:color w:val="000000"/>
+        </w:rPr>
+        <w:t>{{ other_parties[0] }}</w:t>
+      </w:r>
+    </w:p>
+    <w:p>
+      <w:pPr>
+        <w:spacing w:line="240" w:lineRule="auto"/>
+        <w:textAlignment w:val="baseline"/>
+        <w:rPr>
+          <w:rFonts w:eastAsia="Times New Roman"/>
+          <w:color w:val="000000" w:themeColor="text1"/>
+        </w:rPr>
+      </w:pPr>
+    </w:p>
+    <w:p>
+      <w:pPr>
+        <w:spacing w:line="240" w:lineRule="auto"/>
+        <w:textAlignment w:val="baseline"/>
+        <w:rPr>
+          <w:rFonts w:eastAsia="Times New Roman"/>
+          <w:color w:val="000000" w:themeColor="text1"/>
+        </w:rPr>
+      </w:pPr>
+      <w:r>
+        <w:rPr>
+          <w:rFonts w:eastAsia="Times New Roman"/>
+          <w:color w:val="000000" w:themeColor="text1"/>
+        </w:rPr>
+        <w:tab/>
+      </w:r>
+      <w:r>
+        <w:rPr>
+          <w:rFonts w:eastAsia="Times New Roman"/>
+          <w:color w:val="000000" w:themeColor="text1"/>
+        </w:rPr>
+        <w:t>The email or physical mailing address(es) you sent the documents to:</w:t>
+      </w:r>
+    </w:p>
+    <w:p>
+      <w:pPr>
+        <w:spacing w:line="240" w:lineRule="auto"/>
+        <w:textAlignment w:val="baseline"/>
+        <w:rPr>
+          <w:rFonts w:eastAsia="Times New Roman"/>
+          <w:color w:val="000000" w:themeColor="text1"/>
+        </w:rPr>
+      </w:pPr>
+    </w:p>
+    <w:p>
+      <w:pPr>
+        <w:spacing w:line="240" w:lineRule="auto"/>
+        <w:textAlignment w:val="baseline"/>
+        <w:rPr>
+          <w:rFonts w:eastAsia="Times New Roman"/>
+          <w:color w:val="000000"/>
+        </w:rPr>
+      </w:pPr>
+      <w:r>
+        <w:rPr>
+          <w:rFonts w:eastAsia="Times New Roman"/>
+          <w:color w:val="000000"/>
+        </w:rPr>
+        <w:t>{{ other_parties[0].address</w:t>
+      </w:r>
+      <w:r>
+        <w:rPr>
+          <w:rFonts w:eastAsia="Times New Roman"/>
+          <w:color w:val="000000"/>
+        </w:rPr>
+        <w:t>.</w:t>
+      </w:r>
+      <w:r>
+        <w:rPr>
+          <w:rFonts w:eastAsia="Times New Roman"/>
+          <w:color w:val="000000"/>
+        </w:rPr>
+        <w:t>on_</w:t>
+      </w:r>
+      <w:r>
+        <w:rPr>
+          <w:rFonts w:eastAsia="Times New Roman"/>
+          <w:color w:val="000000"/>
+        </w:rPr>
+        <w:t>one_line</w:t>
+      </w:r>
+      <w:r>
+        <w:rPr>
+          <w:rFonts w:eastAsia="Times New Roman"/>
+          <w:color w:val="000000"/>
+        </w:rPr>
+        <w:t>()</w:t>
+      </w:r>
+      <w:r>
+        <w:rPr>
+          <w:rFonts w:eastAsia="Times New Roman"/>
+          <w:color w:val="000000"/>
+        </w:rPr>
+        <w:t xml:space="preserve"> }}</w:t>
+      </w:r>
+    </w:p>
+    <w:p>
+      <w:pPr>
+        <w:spacing w:line="240" w:lineRule="auto"/>
+        <w:textAlignment w:val="baseline"/>
+        <w:rPr>
+          <w:rFonts w:eastAsia="Times New Roman"/>
+          <w:color w:val="000000"/>
+        </w:rPr>
+      </w:pPr>
+      <w:r>
+        <w:rPr>
+          <w:rFonts w:eastAsia="Times New Roman"/>
+          <w:color w:val="000000"/>
+        </w:rPr>
+        <w:t>{{ other_parties[0].email }}</w:t>
+      </w:r>
+    </w:p>
+    <w:p>
+      <w:pPr>
+        <w:spacing w:line="240" w:lineRule="auto"/>
+        <w:textAlignment w:val="baseline"/>
+        <w:rPr>
+          <w:rFonts w:eastAsia="Times New Roman"/>
+          <w:color w:val="000000"/>
+        </w:rPr>
+      </w:pPr>
+    </w:p>
+    <w:p>
+      <w:pPr>
+        <w:spacing w:line="240" w:lineRule="auto"/>
+        <w:textAlignment w:val="baseline"/>
+        <w:rPr>
+          <w:rFonts w:eastAsia="Times New Roman"/>
+          <w:color w:val="000000"/>
+        </w:rPr>
+      </w:pPr>
+      <w:r>
+        <w:rPr>
+          <w:rFonts w:eastAsia="Times New Roman"/>
+          <w:color w:val="000000"/>
+        </w:rPr>
+        <w:t xml:space="preserve">/s/ </w:t>
+      </w:r>
+      <w:r>
+        <w:rPr>
+          <w:rFonts w:eastAsia="Times New Roman"/>
+          <w:color w:val="000000"/>
+        </w:rPr>
+        <w:t xml:space="preserve">{{ </w:t>
+      </w:r>
+      <w:r>
+        <w:rPr>
+          <w:rFonts w:eastAsia="Times New Roman"/>
+          <w:color w:val="000000"/>
+        </w:rPr>
+        <w:t>users[0].signature</w:t>
+      </w:r>
+      <w:r>
+        <w:rPr>
+          <w:rFonts w:eastAsia="Times New Roman"/>
+          <w:color w:val="000000"/>
+        </w:rPr>
+        <w:t xml:space="preserve"> }}</w:t>
+      </w:r>
+    </w:p>
+    <w:p>
+      <w:pPr>
+        <w:spacing w:line="240" w:lineRule="auto"/>
+        <w:textAlignment w:val="baseline"/>
+        <w:rPr>
+          <w:rFonts w:eastAsia="Times New Roman"/>
+          <w:color w:val="000000"/>
+        </w:rPr>
+      </w:pPr>
+    </w:p>
+    <w:p>
+      <w:pPr>
+        <w:spacing w:line="240" w:lineRule="auto"/>
+        <w:textAlignment w:val="baseline"/>
+        <w:rPr>
+          <w:rFonts w:eastAsia="Times New Roman"/>
+          <w:color w:val="000000"/>
+        </w:rPr>
+      </w:pPr>
+      <w:r>
+        <w:rPr>
+          <w:rFonts w:eastAsia="Times New Roman"/>
+          <w:color w:val="000000"/>
+        </w:rPr>
+        <w:t>_________________________</w:t>
+      </w:r>
+    </w:p>
+    <w:p>
+      <w:pPr>
+        <w:spacing w:line="240" w:lineRule="auto"/>
+        <w:textAlignment w:val="baseline"/>
+        <w:rPr>
+          <w:rFonts w:eastAsia="Times New Roman"/>
+          <w:color w:val="000000"/>
+        </w:rPr>
+      </w:pPr>
+      <w:r>
+        <w:rPr>
+          <w:rFonts w:eastAsia="Times New Roman"/>
+          <w:color w:val="000000"/>
+        </w:rPr>
+        <w:t xml:space="preserve">Your </w:t>
+      </w:r>
+      <w:r>
+        <w:rPr>
+          <w:rFonts w:eastAsia="Times New Roman"/>
+          <w:color w:val="000000"/>
+        </w:rPr>
+        <w:t>n</w:t>
+      </w:r>
+      <w:r>
+        <w:rPr>
+          <w:rFonts w:eastAsia="Times New Roman"/>
+          <w:color w:val="000000"/>
+        </w:rPr>
+        <w:t>ame</w:t>
+      </w:r>
+      <w:r>
+        <w:rPr>
+          <w:rFonts w:eastAsia="Times New Roman"/>
+          <w:color w:val="000000"/>
+        </w:rPr>
+        <w:t>:</w:t>
+      </w:r>
+      <w:r>
+        <w:rPr>
+          <w:rFonts w:eastAsia="Times New Roman"/>
+          <w:color w:val="000000"/>
+        </w:rPr>
+        <w:tab/>
+        <w:t>{{ users[0] }}</w:t>
+      </w:r>
+      <w:r>
+        <w:rPr>
+          <w:rFonts w:eastAsia="Times New Roman"/>
+          <w:color w:val="000000"/>
+        </w:rPr>
+        <w:t>, Appellee</w:t>
+      </w:r>
+    </w:p>
+    <w:p>
+      <w:pPr>
+        <w:spacing w:line="240" w:lineRule="auto"/>
+        <w:textAlignment w:val="baseline"/>
+        <w:rPr>
+          <w:rFonts w:eastAsia="Times New Roman"/>
+          <w:color w:val="000000"/>
+        </w:rPr>
+      </w:pPr>
+      <w:r>
+        <w:rPr>
+          <w:rFonts w:eastAsia="Times New Roman"/>
+          <w:color w:val="000000"/>
+        </w:rPr>
+        <w:t xml:space="preserve">Your </w:t>
+      </w:r>
+      <w:r>
+        <w:rPr>
+          <w:rFonts w:eastAsia="Times New Roman"/>
+          <w:color w:val="000000"/>
+        </w:rPr>
+        <w:t>a</w:t>
+      </w:r>
+      <w:r>
+        <w:rPr>
+          <w:rFonts w:eastAsia="Times New Roman"/>
+          <w:color w:val="000000"/>
+        </w:rPr>
+        <w:t>ddress</w:t>
+      </w:r>
+      <w:r>
+        <w:rPr>
+          <w:rFonts w:eastAsia="Times New Roman"/>
+          <w:color w:val="000000"/>
+        </w:rPr>
+        <w:t>:</w:t>
+      </w:r>
+      <w:r>
+        <w:rPr>
+          <w:rFonts w:eastAsia="Times New Roman"/>
+          <w:color w:val="000000"/>
+        </w:rPr>
+        <w:tab/>
+      </w:r>
+      <w:r>
+        <w:rPr>
+          <w:rStyle w:val="normaltextrun"/>
+          <w:rFonts w:eastAsia="Times New Roman"/>
+          <w:color w:val="000000"/>
+        </w:rPr>
+        <w:t>{{ users[0].address.address }}, {{ users[0].address.city }}, {{ users[0].address.state }} {{ users[0].address.zip }}</w:t>
+      </w:r>
+    </w:p>
+    <w:p>
+      <w:pPr>
+        <w:spacing w:line="240" w:lineRule="auto"/>
+        <w:textAlignment w:val="baseline"/>
+        <w:rPr>
+          <w:rFonts w:eastAsia="Times New Roman"/>
+          <w:color w:val="000000"/>
+        </w:rPr>
+      </w:pPr>
+      <w:r>
+        <w:rPr>
+          <w:rFonts w:eastAsia="Times New Roman"/>
+          <w:color w:val="000000"/>
+        </w:rPr>
+        <w:t xml:space="preserve">Your </w:t>
+      </w:r>
+      <w:r>
+        <w:rPr>
+          <w:rFonts w:eastAsia="Times New Roman"/>
+          <w:color w:val="000000"/>
+        </w:rPr>
+        <w:t>p</w:t>
+      </w:r>
+      <w:r>
+        <w:rPr>
+          <w:rFonts w:eastAsia="Times New Roman"/>
+          <w:color w:val="000000"/>
+        </w:rPr>
+        <w:t xml:space="preserve">hone </w:t>
+      </w:r>
+      <w:r>
+        <w:rPr>
+          <w:rFonts w:eastAsia="Times New Roman"/>
+          <w:color w:val="000000"/>
+        </w:rPr>
+        <w:t>n</w:t>
+      </w:r>
+      <w:r>
+        <w:rPr>
+          <w:rFonts w:eastAsia="Times New Roman"/>
+          <w:color w:val="000000"/>
+        </w:rPr>
+        <w:t>umber</w:t>
+      </w:r>
+      <w:r>
+        <w:rPr>
+          <w:rFonts w:eastAsia="Times New Roman"/>
+          <w:color w:val="000000"/>
+        </w:rPr>
+        <w:t>:</w:t>
+      </w:r>
+      <w:r>
+        <w:rPr>
+          <w:rFonts w:eastAsia="Times New Roman"/>
+          <w:color w:val="000000"/>
+        </w:rPr>
+        <w:tab/>
+      </w:r>
+      <w:r>
+        <w:rPr>
+          <w:rStyle w:val="normaltextrun"/>
+          <w:color w:val="000000"/>
+        </w:rPr>
         <w:t>{{ users[0].</w:t>
       </w:r>
-      <w:proofErr w:type="spellStart"/>
-      <w:r>
-        <w:rPr>
-          <w:rFonts w:eastAsia="Times New Roman"/>
-          <w:color w:val="000000" w:themeColor="text1"/>
-        </w:rPr>
-        <w:t>signature_date</w:t>
-      </w:r>
-      <w:proofErr w:type="spellEnd"/>
-      <w:r>
-        <w:rPr>
-          <w:rFonts w:eastAsia="Times New Roman"/>
-          <w:color w:val="000000" w:themeColor="text1"/>
-        </w:rPr>
-        <w:t xml:space="preserve"> }}</w:t>
-      </w:r>
-      <w:r>
-        <w:rPr>
-          <w:rFonts w:eastAsia="Times New Roman"/>
-          <w:color w:val="000000" w:themeColor="text1"/>
-        </w:rPr>
-        <w:t xml:space="preserve"> I served a complete copy of this </w:t>
-      </w:r>
-      <w:r>
-        <w:rPr>
-          <w:rFonts w:eastAsia="Times New Roman"/>
-          <w:color w:val="000000" w:themeColor="text1"/>
-        </w:rPr>
-        <w:t>{{</w:t>
-      </w:r>
-      <w:r>
-        <w:rPr>
-          <w:rFonts w:eastAsia="Times New Roman"/>
-          <w:color w:val="000000" w:themeColor="text1"/>
-        </w:rPr>
-        <w:t xml:space="preserve"> </w:t>
-      </w:r>
-      <w:proofErr w:type="spellStart"/>
-      <w:r>
-        <w:rPr>
-          <w:rFonts w:eastAsia="Times New Roman"/>
-          <w:color w:val="000000" w:themeColor="text1"/>
-        </w:rPr>
-        <w:t>is_</w:t>
-      </w:r>
-      <w:r>
-        <w:rPr>
-          <w:rFonts w:eastAsia="Times New Roman"/>
-          <w:color w:val="000000" w:themeColor="text1"/>
-        </w:rPr>
-        <w:t>served_informal_brief</w:t>
-      </w:r>
-      <w:proofErr w:type="spellEnd"/>
-      <w:r>
-        <w:rPr>
-          <w:rFonts w:eastAsia="Times New Roman"/>
-          <w:color w:val="000000" w:themeColor="text1"/>
-        </w:rPr>
-        <w:t xml:space="preserve"> }}</w:t>
-      </w:r>
-      <w:r>
-        <w:rPr>
-          <w:rFonts w:eastAsia="Times New Roman"/>
-          <w:color w:val="000000" w:themeColor="text1"/>
-        </w:rPr>
-        <w:t xml:space="preserve"> </w:t>
-      </w:r>
-      <w:r>
-        <w:rPr>
-          <w:rFonts w:eastAsia="Times New Roman"/>
-          <w:color w:val="000000" w:themeColor="text1"/>
-        </w:rPr>
-        <w:t xml:space="preserve">Informal </w:t>
-      </w:r>
-      <w:r>
-        <w:rPr>
-          <w:rFonts w:eastAsia="Times New Roman"/>
-          <w:color w:val="000000" w:themeColor="text1"/>
-        </w:rPr>
-        <w:t xml:space="preserve">Appellee </w:t>
-      </w:r>
-      <w:r>
-        <w:rPr>
-          <w:rFonts w:eastAsia="Times New Roman"/>
-          <w:color w:val="000000" w:themeColor="text1"/>
-        </w:rPr>
-        <w:t>Brief</w:t>
-      </w:r>
-      <w:r>
-        <w:rPr>
-          <w:rFonts w:eastAsia="Times New Roman"/>
-          <w:color w:val="000000" w:themeColor="text1"/>
-        </w:rPr>
-        <w:t>,</w:t>
-      </w:r>
-      <w:r>
-        <w:rPr>
-          <w:rFonts w:eastAsia="Times New Roman"/>
-          <w:color w:val="000000" w:themeColor="text1"/>
-        </w:rPr>
-        <w:t xml:space="preserve"> </w:t>
-      </w:r>
-      <w:r>
-        <w:rPr>
-          <w:rFonts w:eastAsia="Times New Roman"/>
-          <w:color w:val="000000" w:themeColor="text1"/>
-        </w:rPr>
-        <w:t xml:space="preserve">{{ </w:t>
-      </w:r>
-      <w:proofErr w:type="spellStart"/>
-      <w:r>
-        <w:rPr>
-          <w:rFonts w:eastAsia="Times New Roman"/>
-          <w:color w:val="000000" w:themeColor="text1"/>
-        </w:rPr>
-        <w:t>is_</w:t>
-      </w:r>
-      <w:r>
-        <w:rPr>
-          <w:rFonts w:eastAsia="Times New Roman"/>
-          <w:color w:val="000000" w:themeColor="text1"/>
-        </w:rPr>
-        <w:t>served_</w:t>
-      </w:r>
-      <w:r>
-        <w:rPr>
-          <w:rFonts w:eastAsia="Times New Roman"/>
-          <w:color w:val="000000" w:themeColor="text1"/>
-        </w:rPr>
-        <w:t>record</w:t>
-      </w:r>
-      <w:r>
-        <w:rPr>
-          <w:rFonts w:eastAsia="Times New Roman"/>
-          <w:color w:val="000000" w:themeColor="text1"/>
-        </w:rPr>
-        <w:t>_appendix</w:t>
-      </w:r>
-      <w:proofErr w:type="spellEnd"/>
-      <w:r>
-        <w:rPr>
-          <w:rFonts w:eastAsia="Times New Roman"/>
-          <w:color w:val="000000" w:themeColor="text1"/>
-        </w:rPr>
-        <w:t xml:space="preserve"> }}</w:t>
-      </w:r>
-      <w:r>
-        <w:rPr>
-          <w:rFonts w:eastAsia="Times New Roman"/>
-          <w:color w:val="000000" w:themeColor="text1"/>
-        </w:rPr>
-        <w:t xml:space="preserve"> </w:t>
-      </w:r>
-      <w:r>
-        <w:rPr>
-          <w:rFonts w:eastAsia="Times New Roman"/>
-          <w:color w:val="000000" w:themeColor="text1"/>
-        </w:rPr>
-        <w:t>Supplemental</w:t>
-      </w:r>
-      <w:r>
-        <w:rPr>
-          <w:rFonts w:eastAsia="Times New Roman"/>
-          <w:color w:val="000000" w:themeColor="text1"/>
-        </w:rPr>
-        <w:t xml:space="preserve"> Appendix</w:t>
-      </w:r>
-      <w:r>
-        <w:rPr>
-          <w:rFonts w:eastAsia="Times New Roman"/>
-          <w:color w:val="000000" w:themeColor="text1"/>
-        </w:rPr>
-        <w:t xml:space="preserve">, </w:t>
-      </w:r>
-      <w:r>
-        <w:rPr>
-          <w:rFonts w:eastAsia="Times New Roman"/>
-          <w:color w:val="000000" w:themeColor="text1"/>
-        </w:rPr>
-        <w:t xml:space="preserve">{{ </w:t>
-      </w:r>
-      <w:proofErr w:type="spellStart"/>
-      <w:r>
-        <w:rPr>
-          <w:rFonts w:eastAsia="Times New Roman"/>
-          <w:color w:val="000000" w:themeColor="text1"/>
-        </w:rPr>
-        <w:t>is_</w:t>
-      </w:r>
-      <w:r>
-        <w:rPr>
-          <w:rFonts w:eastAsia="Times New Roman"/>
-          <w:color w:val="000000" w:themeColor="text1"/>
-        </w:rPr>
-        <w:t>served_impounded</w:t>
-      </w:r>
-      <w:r>
-        <w:rPr>
-          <w:rFonts w:eastAsia="Times New Roman"/>
-          <w:color w:val="000000" w:themeColor="text1"/>
-        </w:rPr>
-        <w:t>_appendix</w:t>
-      </w:r>
-      <w:proofErr w:type="spellEnd"/>
-      <w:r>
-        <w:rPr>
-          <w:rFonts w:eastAsia="Times New Roman"/>
-          <w:color w:val="000000" w:themeColor="text1"/>
-        </w:rPr>
-        <w:t xml:space="preserve"> </w:t>
-      </w:r>
-      <w:r>
-        <w:rPr>
-          <w:rFonts w:eastAsia="Times New Roman"/>
-          <w:color w:val="000000" w:themeColor="text1"/>
-        </w:rPr>
-        <w:t>}}</w:t>
-      </w:r>
-      <w:r>
-        <w:rPr>
-          <w:rFonts w:eastAsia="Times New Roman"/>
-          <w:color w:val="000000" w:themeColor="text1"/>
-        </w:rPr>
-        <w:t xml:space="preserve"> Impounded Supplemental Appendix [choose all that apply]</w:t>
-      </w:r>
-      <w:r>
-        <w:rPr>
-          <w:rFonts w:eastAsia="Times New Roman"/>
-          <w:color w:val="000000" w:themeColor="text1"/>
-        </w:rPr>
-        <w:t xml:space="preserve"> on all parties, by sending it to the person(s) listed below using the email address(es) or physical mailing address(es) shown:</w:t>
-      </w:r>
-    </w:p>
-    <w:p>
-      <w:pPr>
-        <w:spacing w:line="240" w:lineRule="auto"/>
-        <w:textAlignment w:val="baseline"/>
-        <w:rPr>
-          <w:rFonts w:eastAsia="Times New Roman"/>
-          <w:color w:val="000000" w:themeColor="text1"/>
-        </w:rPr>
-      </w:pPr>
-    </w:p>
-    <w:p>
-      <w:pPr>
-        <w:spacing w:line="240" w:lineRule="auto"/>
-        <w:textAlignment w:val="baseline"/>
-        <w:rPr>
-          <w:rFonts w:eastAsia="Times New Roman"/>
-          <w:color w:val="000000" w:themeColor="text1"/>
-        </w:rPr>
-      </w:pPr>
-      <w:r>
-        <w:rPr>
-          <w:rFonts w:eastAsia="Times New Roman"/>
-          <w:color w:val="000000" w:themeColor="text1"/>
+      <w:r>
+        <w:rPr>
+          <w:rStyle w:val="normaltextrun"/>
+          <w:color w:val="000000"/>
+        </w:rPr>
+        <w:t>mobile</w:t>
+      </w:r>
+      <w:r>
+        <w:rPr>
+          <w:rStyle w:val="normaltextrun"/>
+          <w:color w:val="000000"/>
+        </w:rPr>
+        <w:t>_number }}</w:t>
+      </w:r>
+    </w:p>
+    <w:p>
+      <w:pPr>
+        <w:spacing w:line="240" w:lineRule="auto"/>
+        <w:textAlignment w:val="baseline"/>
+        <w:rPr>
+          <w:rFonts w:eastAsia="Times New Roman"/>
+          <w:color w:val="000000"/>
+        </w:rPr>
+      </w:pPr>
+      <w:r>
+        <w:rPr>
+          <w:rFonts w:eastAsia="Times New Roman"/>
+          <w:color w:val="000000"/>
+        </w:rPr>
+        <w:t xml:space="preserve">Your </w:t>
+      </w:r>
+      <w:r>
+        <w:rPr>
+          <w:rFonts w:eastAsia="Times New Roman"/>
+          <w:color w:val="000000"/>
+        </w:rPr>
+        <w:t>e</w:t>
+      </w:r>
+      <w:r>
+        <w:rPr>
+          <w:rFonts w:eastAsia="Times New Roman"/>
+          <w:color w:val="000000"/>
+        </w:rPr>
+        <w:t xml:space="preserve">mail </w:t>
+      </w:r>
+      <w:r>
+        <w:rPr>
+          <w:rFonts w:eastAsia="Times New Roman"/>
+          <w:color w:val="000000"/>
+        </w:rPr>
+        <w:t>a</w:t>
+      </w:r>
+      <w:r>
+        <w:rPr>
+          <w:rFonts w:eastAsia="Times New Roman"/>
+          <w:color w:val="000000"/>
+        </w:rPr>
+        <w:t>ddress</w:t>
+      </w:r>
+      <w:r>
+        <w:rPr>
+          <w:rFonts w:eastAsia="Times New Roman"/>
+          <w:color w:val="000000"/>
+        </w:rPr>
+        <w:t>:</w:t>
+      </w:r>
+      <w:r>
+        <w:rPr>
+          <w:rFonts w:eastAsia="Times New Roman"/>
+          <w:color w:val="000000"/>
         </w:rPr>
         <w:tab/>
       </w:r>
       <w:r>
         <w:rPr>
-          <w:rFonts w:eastAsia="Times New Roman"/>
-          <w:color w:val="000000" w:themeColor="text1"/>
-        </w:rPr>
-        <w:t>Name of other party or parties or their lawyer(s) who you served:</w:t>
-      </w:r>
-    </w:p>
-    <w:p>
-      <w:pPr>
-        <w:spacing w:line="240" w:lineRule="auto"/>
-        <w:textAlignment w:val="baseline"/>
-        <w:rPr>
-          <w:rFonts w:eastAsia="Times New Roman"/>
-          <w:color w:val="000000" w:themeColor="text1"/>
-        </w:rPr>
-      </w:pPr>
-    </w:p>
-    <w:p>
-      <w:pPr>
-        <w:spacing w:line="240" w:lineRule="auto"/>
-        <w:textAlignment w:val="baseline"/>
-        <w:rPr>
-          <w:rFonts w:eastAsia="Times New Roman"/>
-          <w:color w:val="000000"/>
-        </w:rPr>
-      </w:pPr>
-      <w:proofErr w:type="gramStart"/>
-      <w:r>
-        <w:rPr>
-          <w:rFonts w:eastAsia="Times New Roman"/>
-          <w:color w:val="000000"/>
-        </w:rPr>
-        <w:t xml:space="preserve">{{ </w:t>
-      </w:r>
-      <w:proofErr w:type="spellStart"/>
-      <w:r>
-        <w:rPr>
-          <w:rFonts w:eastAsia="Times New Roman"/>
-          <w:color w:val="000000"/>
-        </w:rPr>
-        <w:t>other</w:t>
-      </w:r>
-      <w:proofErr w:type="gramEnd"/>
-      <w:r>
-        <w:rPr>
-          <w:rFonts w:eastAsia="Times New Roman"/>
-          <w:color w:val="000000"/>
-        </w:rPr>
-        <w:t>_parties</w:t>
-      </w:r>
-      <w:proofErr w:type="spellEnd"/>
-      <w:r>
-        <w:rPr>
-          <w:rFonts w:eastAsia="Times New Roman"/>
-          <w:color w:val="000000"/>
-        </w:rPr>
-        <w:t>[0] }}</w:t>
-      </w:r>
-    </w:p>
-    <w:p>
-      <w:pPr>
-        <w:spacing w:line="240" w:lineRule="auto"/>
-        <w:textAlignment w:val="baseline"/>
-        <w:rPr>
-          <w:rFonts w:eastAsia="Times New Roman"/>
-          <w:color w:val="000000" w:themeColor="text1"/>
-        </w:rPr>
-      </w:pPr>
-    </w:p>
-    <w:p>
-      <w:pPr>
-        <w:spacing w:line="240" w:lineRule="auto"/>
-        <w:textAlignment w:val="baseline"/>
-        <w:rPr>
-          <w:rFonts w:eastAsia="Times New Roman"/>
-          <w:color w:val="000000" w:themeColor="text1"/>
-        </w:rPr>
-      </w:pPr>
-      <w:r>
-        <w:rPr>
-          <w:rFonts w:eastAsia="Times New Roman"/>
-          <w:color w:val="000000" w:themeColor="text1"/>
-        </w:rPr>
-        <w:tab/>
-      </w:r>
-      <w:r>
-        <w:rPr>
-          <w:rFonts w:eastAsia="Times New Roman"/>
-          <w:color w:val="000000" w:themeColor="text1"/>
-        </w:rPr>
-        <w:t>The email or physical mailing address(es) you sent the documents to:</w:t>
-      </w:r>
-    </w:p>
-    <w:p>
-      <w:pPr>
-        <w:spacing w:line="240" w:lineRule="auto"/>
-        <w:textAlignment w:val="baseline"/>
-        <w:rPr>
-          <w:rFonts w:eastAsia="Times New Roman"/>
-          <w:color w:val="000000" w:themeColor="text1"/>
-        </w:rPr>
-      </w:pPr>
-    </w:p>
-    <w:p>
-      <w:pPr>
-        <w:spacing w:line="240" w:lineRule="auto"/>
-        <w:textAlignment w:val="baseline"/>
-        <w:rPr>
-          <w:rFonts w:eastAsia="Times New Roman"/>
-          <w:color w:val="000000"/>
-        </w:rPr>
-      </w:pPr>
-      <w:proofErr w:type="gramStart"/>
-      <w:r>
-        <w:rPr>
-          <w:rFonts w:eastAsia="Times New Roman"/>
-          <w:color w:val="000000"/>
-        </w:rPr>
-        <w:t xml:space="preserve">{{ </w:t>
-      </w:r>
-      <w:proofErr w:type="spellStart"/>
-      <w:r>
-        <w:rPr>
-          <w:rFonts w:eastAsia="Times New Roman"/>
-          <w:color w:val="000000"/>
-        </w:rPr>
-        <w:t>other</w:t>
-      </w:r>
-      <w:proofErr w:type="gramEnd"/>
-      <w:r>
-        <w:rPr>
-          <w:rFonts w:eastAsia="Times New Roman"/>
-          <w:color w:val="000000"/>
-        </w:rPr>
-        <w:t>_parties</w:t>
-      </w:r>
-      <w:proofErr w:type="spellEnd"/>
-      <w:r>
-        <w:rPr>
-          <w:rFonts w:eastAsia="Times New Roman"/>
-          <w:color w:val="000000"/>
-        </w:rPr>
-        <w:t>[0].</w:t>
-      </w:r>
-      <w:proofErr w:type="spellStart"/>
-      <w:r>
-        <w:rPr>
-          <w:rFonts w:eastAsia="Times New Roman"/>
-          <w:color w:val="000000"/>
-        </w:rPr>
-        <w:t>address</w:t>
-      </w:r>
-      <w:r>
-        <w:rPr>
-          <w:rFonts w:eastAsia="Times New Roman"/>
-          <w:color w:val="000000"/>
-        </w:rPr>
-        <w:t>.</w:t>
-      </w:r>
-      <w:r>
-        <w:rPr>
-          <w:rFonts w:eastAsia="Times New Roman"/>
-          <w:color w:val="000000"/>
-        </w:rPr>
-        <w:t>one_line</w:t>
-      </w:r>
-      <w:proofErr w:type="spellEnd"/>
-      <w:r>
-        <w:rPr>
-          <w:rFonts w:eastAsia="Times New Roman"/>
-          <w:color w:val="000000"/>
-        </w:rPr>
-        <w:t xml:space="preserve"> }}</w:t>
-      </w:r>
-    </w:p>
-    <w:p>
-      <w:pPr>
-        <w:spacing w:line="240" w:lineRule="auto"/>
-        <w:textAlignment w:val="baseline"/>
-        <w:rPr>
-          <w:rFonts w:eastAsia="Times New Roman"/>
-          <w:color w:val="000000"/>
-        </w:rPr>
-      </w:pPr>
-      <w:proofErr w:type="gramStart"/>
-      <w:r>
-        <w:rPr>
-          <w:rFonts w:eastAsia="Times New Roman"/>
-          <w:color w:val="000000"/>
-        </w:rPr>
-        <w:t xml:space="preserve">{{ </w:t>
-      </w:r>
-      <w:proofErr w:type="spellStart"/>
-      <w:r>
-        <w:rPr>
-          <w:rFonts w:eastAsia="Times New Roman"/>
-          <w:color w:val="000000"/>
-        </w:rPr>
-        <w:t>other</w:t>
-      </w:r>
-      <w:proofErr w:type="gramEnd"/>
-      <w:r>
-        <w:rPr>
-          <w:rFonts w:eastAsia="Times New Roman"/>
-          <w:color w:val="000000"/>
-        </w:rPr>
-        <w:t>_parties</w:t>
-      </w:r>
-      <w:proofErr w:type="spellEnd"/>
-      <w:r>
-        <w:rPr>
-          <w:rFonts w:eastAsia="Times New Roman"/>
-          <w:color w:val="000000"/>
-        </w:rPr>
-        <w:t>[0].email }}</w:t>
-      </w:r>
-    </w:p>
-    <w:p>
-      <w:pPr>
-        <w:spacing w:line="240" w:lineRule="auto"/>
-        <w:textAlignment w:val="baseline"/>
-        <w:rPr>
-          <w:rFonts w:eastAsia="Times New Roman"/>
-          <w:color w:val="000000"/>
-        </w:rPr>
-      </w:pPr>
-    </w:p>
-    <w:p>
-      <w:pPr>
-        <w:spacing w:line="240" w:lineRule="auto"/>
-        <w:textAlignment w:val="baseline"/>
-        <w:rPr>
-          <w:rFonts w:eastAsia="Times New Roman"/>
-          <w:color w:val="000000"/>
-        </w:rPr>
-      </w:pPr>
-      <w:r>
-        <w:rPr>
-          <w:rFonts w:eastAsia="Times New Roman"/>
-          <w:color w:val="000000"/>
-        </w:rPr>
-        <w:t xml:space="preserve">/s/ </w:t>
-      </w:r>
-      <w:proofErr w:type="gramStart"/>
-      <w:r>
-        <w:rPr>
-          <w:rFonts w:eastAsia="Times New Roman"/>
-          <w:color w:val="000000"/>
-        </w:rPr>
-        <w:t xml:space="preserve">{{ </w:t>
-      </w:r>
-      <w:r>
-        <w:rPr>
-          <w:rFonts w:eastAsia="Times New Roman"/>
-          <w:color w:val="000000"/>
-        </w:rPr>
-        <w:t>users</w:t>
-      </w:r>
-      <w:proofErr w:type="gramEnd"/>
-      <w:r>
-        <w:rPr>
-          <w:rFonts w:eastAsia="Times New Roman"/>
-          <w:color w:val="000000"/>
-        </w:rPr>
-        <w:t>[0].signature</w:t>
-      </w:r>
-      <w:r>
-        <w:rPr>
-          <w:rFonts w:eastAsia="Times New Roman"/>
-          <w:color w:val="000000"/>
-        </w:rPr>
-        <w:t xml:space="preserve"> }}</w:t>
-      </w:r>
-    </w:p>
-    <w:p>
-      <w:pPr>
-        <w:spacing w:line="240" w:lineRule="auto"/>
-        <w:textAlignment w:val="baseline"/>
-        <w:rPr>
-          <w:rFonts w:eastAsia="Times New Roman"/>
-          <w:color w:val="000000"/>
-        </w:rPr>
-      </w:pPr>
-    </w:p>
-    <w:p>
-      <w:pPr>
-        <w:spacing w:line="240" w:lineRule="auto"/>
-        <w:textAlignment w:val="baseline"/>
-        <w:rPr>
-          <w:rFonts w:eastAsia="Times New Roman"/>
-          <w:color w:val="000000"/>
-        </w:rPr>
-      </w:pPr>
-      <w:r>
-        <w:rPr>
-          <w:rFonts w:eastAsia="Times New Roman"/>
-          <w:color w:val="000000"/>
-        </w:rPr>
-        <w:t>_________________________</w:t>
-      </w:r>
-    </w:p>
-    <w:p>
-      <w:pPr>
-        <w:spacing w:line="240" w:lineRule="auto"/>
-        <w:textAlignment w:val="baseline"/>
-        <w:rPr>
-          <w:rFonts w:eastAsia="Times New Roman"/>
-          <w:color w:val="000000"/>
-        </w:rPr>
-      </w:pPr>
-      <w:r>
-        <w:rPr>
-          <w:rFonts w:eastAsia="Times New Roman"/>
-          <w:color w:val="000000"/>
-        </w:rPr>
-        <w:t xml:space="preserve">Your </w:t>
-      </w:r>
-      <w:r>
-        <w:rPr>
-          <w:rFonts w:eastAsia="Times New Roman"/>
-          <w:color w:val="000000"/>
-        </w:rPr>
-        <w:t>n</w:t>
-      </w:r>
-      <w:r>
-        <w:rPr>
-          <w:rFonts w:eastAsia="Times New Roman"/>
-          <w:color w:val="000000"/>
-        </w:rPr>
-        <w:t>ame</w:t>
-      </w:r>
-      <w:r>
-        <w:rPr>
-          <w:rFonts w:eastAsia="Times New Roman"/>
-          <w:color w:val="000000"/>
-        </w:rPr>
-        <w:t>:</w:t>
-      </w:r>
-      <w:r>
-        <w:rPr>
-          <w:rFonts w:eastAsia="Times New Roman"/>
-          <w:color w:val="000000"/>
-        </w:rPr>
-        <w:tab/>
-      </w:r>
-      <w:proofErr w:type="gramStart"/>
-      <w:r>
-        <w:rPr>
-          <w:rFonts w:eastAsia="Times New Roman"/>
-          <w:color w:val="000000"/>
-        </w:rPr>
-        <w:t>{{ users</w:t>
-      </w:r>
-      <w:proofErr w:type="gramEnd"/>
-      <w:r>
-        <w:rPr>
-          <w:rFonts w:eastAsia="Times New Roman"/>
-          <w:color w:val="000000"/>
-        </w:rPr>
-        <w:t>[0] }}</w:t>
-      </w:r>
-      <w:r>
-        <w:rPr>
-          <w:rFonts w:eastAsia="Times New Roman"/>
-          <w:color w:val="000000"/>
-        </w:rPr>
-        <w:t>, Appellee</w:t>
-      </w:r>
-    </w:p>
-    <w:p>
-      <w:pPr>
-        <w:spacing w:line="240" w:lineRule="auto"/>
-        <w:textAlignment w:val="baseline"/>
-        <w:rPr>
-          <w:rFonts w:eastAsia="Times New Roman"/>
-          <w:color w:val="000000"/>
-        </w:rPr>
-      </w:pPr>
-      <w:r>
-        <w:rPr>
-          <w:rFonts w:eastAsia="Times New Roman"/>
-          <w:color w:val="000000"/>
-        </w:rPr>
-        <w:t xml:space="preserve">Your </w:t>
-      </w:r>
-      <w:r>
-        <w:rPr>
-          <w:rFonts w:eastAsia="Times New Roman"/>
-          <w:color w:val="000000"/>
-        </w:rPr>
-        <w:t>a</w:t>
-      </w:r>
-      <w:r>
-        <w:rPr>
-          <w:rFonts w:eastAsia="Times New Roman"/>
-          <w:color w:val="000000"/>
-        </w:rPr>
-        <w:t>ddress</w:t>
-      </w:r>
-      <w:r>
-        <w:rPr>
-          <w:rFonts w:eastAsia="Times New Roman"/>
-          <w:color w:val="000000"/>
-        </w:rPr>
-        <w:t>:</w:t>
-      </w:r>
-      <w:r>
-        <w:rPr>
-          <w:rFonts w:eastAsia="Times New Roman"/>
-          <w:color w:val="000000"/>
-        </w:rPr>
-        <w:tab/>
-      </w:r>
-      <w:proofErr w:type="gramStart"/>
-      <w:r>
-        <w:rPr>
-          <w:rStyle w:val="normaltextrun"/>
-          <w:rFonts w:eastAsia="Times New Roman"/>
-          <w:color w:val="000000"/>
-        </w:rPr>
-        <w:t>{{ users</w:t>
-      </w:r>
-      <w:proofErr w:type="gramEnd"/>
-      <w:r>
-        <w:rPr>
-          <w:rStyle w:val="normaltextrun"/>
-          <w:rFonts w:eastAsia="Times New Roman"/>
-          <w:color w:val="000000"/>
-        </w:rPr>
-        <w:t>[0].</w:t>
-      </w:r>
-      <w:proofErr w:type="spellStart"/>
-      <w:r>
-        <w:rPr>
-          <w:rStyle w:val="normaltextrun"/>
-          <w:rFonts w:eastAsia="Times New Roman"/>
-          <w:color w:val="000000"/>
-        </w:rPr>
-        <w:t>address.address</w:t>
-      </w:r>
-      <w:proofErr w:type="spellEnd"/>
-      <w:r>
-        <w:rPr>
-          <w:rStyle w:val="normaltextrun"/>
-          <w:rFonts w:eastAsia="Times New Roman"/>
-          <w:color w:val="000000"/>
-        </w:rPr>
-        <w:t xml:space="preserve"> }}, {{ users[0].</w:t>
-      </w:r>
-      <w:proofErr w:type="spellStart"/>
-      <w:r>
-        <w:rPr>
-          <w:rStyle w:val="normaltextrun"/>
-          <w:rFonts w:eastAsia="Times New Roman"/>
-          <w:color w:val="000000"/>
-        </w:rPr>
-        <w:t>address.city</w:t>
-      </w:r>
-      <w:proofErr w:type="spellEnd"/>
-      <w:r>
-        <w:rPr>
-          <w:rStyle w:val="normaltextrun"/>
-          <w:rFonts w:eastAsia="Times New Roman"/>
-          <w:color w:val="000000"/>
-        </w:rPr>
-        <w:t xml:space="preserve"> }}, {{ users[0].</w:t>
-      </w:r>
-      <w:proofErr w:type="spellStart"/>
-      <w:r>
-        <w:rPr>
-          <w:rStyle w:val="normaltextrun"/>
-          <w:rFonts w:eastAsia="Times New Roman"/>
-          <w:color w:val="000000"/>
-        </w:rPr>
-        <w:t>address.state</w:t>
-      </w:r>
-      <w:proofErr w:type="spellEnd"/>
-      <w:r>
-        <w:rPr>
-          <w:rStyle w:val="normaltextrun"/>
-          <w:rFonts w:eastAsia="Times New Roman"/>
-          <w:color w:val="000000"/>
-        </w:rPr>
-        <w:t xml:space="preserve"> }} {{ users[0].address.zip }}</w:t>
-      </w:r>
-    </w:p>
-    <w:p>
-      <w:pPr>
-        <w:spacing w:line="240" w:lineRule="auto"/>
-        <w:textAlignment w:val="baseline"/>
-        <w:rPr>
-          <w:rFonts w:eastAsia="Times New Roman"/>
-          <w:color w:val="000000"/>
-        </w:rPr>
-      </w:pPr>
-      <w:r>
-        <w:rPr>
-          <w:rFonts w:eastAsia="Times New Roman"/>
-          <w:color w:val="000000"/>
-        </w:rPr>
-        <w:t xml:space="preserve">Your </w:t>
-      </w:r>
-      <w:r>
-        <w:rPr>
-          <w:rFonts w:eastAsia="Times New Roman"/>
-          <w:color w:val="000000"/>
-        </w:rPr>
-        <w:t>p</w:t>
-      </w:r>
-      <w:r>
-        <w:rPr>
-          <w:rFonts w:eastAsia="Times New Roman"/>
-          <w:color w:val="000000"/>
-        </w:rPr>
-        <w:t xml:space="preserve">hone </w:t>
-      </w:r>
-      <w:r>
-        <w:rPr>
-          <w:rFonts w:eastAsia="Times New Roman"/>
-          <w:color w:val="000000"/>
-        </w:rPr>
-        <w:t>n</w:t>
-      </w:r>
-      <w:r>
-        <w:rPr>
-          <w:rFonts w:eastAsia="Times New Roman"/>
-          <w:color w:val="000000"/>
-        </w:rPr>
-        <w:t>umber</w:t>
-      </w:r>
-      <w:r>
-        <w:rPr>
-          <w:rFonts w:eastAsia="Times New Roman"/>
-          <w:color w:val="000000"/>
-        </w:rPr>
-        <w:t>:</w:t>
-      </w:r>
-      <w:r>
-        <w:rPr>
-          <w:rFonts w:eastAsia="Times New Roman"/>
-          <w:color w:val="000000"/>
-        </w:rPr>
-        <w:tab/>
-      </w:r>
-      <w:proofErr w:type="gramStart"/>
-      <w:r>
-        <w:rPr>
-          <w:rStyle w:val="normaltextrun"/>
-          <w:color w:val="000000"/>
-        </w:rPr>
-        <w:t>{{ users</w:t>
-      </w:r>
-      <w:proofErr w:type="gramEnd"/>
-      <w:r>
-        <w:rPr>
-          <w:rStyle w:val="normaltextrun"/>
-          <w:color w:val="000000"/>
-        </w:rPr>
-        <w:t>[0].</w:t>
-      </w:r>
-      <w:proofErr w:type="spellStart"/>
-      <w:r>
-        <w:rPr>
-          <w:rStyle w:val="normaltextrun"/>
-          <w:color w:val="000000"/>
-        </w:rPr>
-        <w:t>mobile</w:t>
-      </w:r>
-      <w:r>
-        <w:rPr>
-          <w:rStyle w:val="normaltextrun"/>
-          <w:color w:val="000000"/>
-        </w:rPr>
-        <w:t>_number</w:t>
-      </w:r>
-      <w:proofErr w:type="spellEnd"/>
-      <w:r>
-        <w:rPr>
-          <w:rStyle w:val="normaltextrun"/>
-          <w:color w:val="000000"/>
-        </w:rPr>
-        <w:t xml:space="preserve"> }}</w:t>
-      </w:r>
-    </w:p>
-    <w:p>
-      <w:pPr>
-        <w:spacing w:line="240" w:lineRule="auto"/>
-        <w:textAlignment w:val="baseline"/>
-        <w:rPr>
-          <w:rFonts w:eastAsia="Times New Roman"/>
-          <w:color w:val="000000"/>
-        </w:rPr>
-      </w:pPr>
-      <w:r>
-        <w:rPr>
-          <w:rFonts w:eastAsia="Times New Roman"/>
-          <w:color w:val="000000"/>
-        </w:rPr>
-        <w:t xml:space="preserve">Your </w:t>
-      </w:r>
-      <w:r>
-        <w:rPr>
-          <w:rFonts w:eastAsia="Times New Roman"/>
-          <w:color w:val="000000"/>
-        </w:rPr>
-        <w:t>e</w:t>
-      </w:r>
-      <w:r>
-        <w:rPr>
-          <w:rFonts w:eastAsia="Times New Roman"/>
-          <w:color w:val="000000"/>
-        </w:rPr>
-        <w:t xml:space="preserve">mail </w:t>
-      </w:r>
-      <w:r>
-        <w:rPr>
-          <w:rFonts w:eastAsia="Times New Roman"/>
-          <w:color w:val="000000"/>
-        </w:rPr>
-        <w:t>a</w:t>
-      </w:r>
-      <w:r>
-        <w:rPr>
-          <w:rFonts w:eastAsia="Times New Roman"/>
-          <w:color w:val="000000"/>
-        </w:rPr>
-        <w:t>ddress</w:t>
-      </w:r>
-      <w:r>
-        <w:rPr>
-          <w:rFonts w:eastAsia="Times New Roman"/>
-          <w:color w:val="000000"/>
-        </w:rPr>
-        <w:t>:</w:t>
-      </w:r>
-      <w:r>
-        <w:rPr>
-          <w:rFonts w:eastAsia="Times New Roman"/>
-          <w:color w:val="000000"/>
-        </w:rPr>
-        <w:tab/>
-      </w:r>
-      <w:proofErr w:type="gramStart"/>
-      <w:r>
-        <w:rPr>
-          <w:rStyle w:val="normaltextrun"/>
-          <w:color w:val="000000"/>
-        </w:rPr>
-        <w:t>{{ users</w:t>
-      </w:r>
-      <w:proofErr w:type="gramEnd"/>
-      <w:r>
-        <w:rPr>
-          <w:rStyle w:val="normaltextrun"/>
-          <w:color w:val="000000"/>
-        </w:rPr>
-        <w:t>[0].email }}</w:t>
+          <w:rStyle w:val="normaltextrun"/>
+          <w:color w:val="000000"/>
+        </w:rPr>
+        <w:t>{{ users[0].email }}</w:t>
       </w:r>
     </w:p>
     <w:p>
@@ -3470,37 +2715,12 @@
         </w:rPr>
         <w:t xml:space="preserve">Date: </w:t>
       </w:r>
-      <w:proofErr w:type="gramStart"/>
-      <w:r>
-        <w:rPr>
-          <w:rStyle w:val="normaltextrun"/>
-          <w:color w:val="000000"/>
-        </w:rPr>
-        <w:t>{{ users</w:t>
-      </w:r>
-      <w:proofErr w:type="gramEnd"/>
-      <w:r>
-        <w:rPr>
-          <w:rStyle w:val="normaltextrun"/>
-          <w:color w:val="000000"/>
-        </w:rPr>
-        <w:t>[0].</w:t>
-      </w:r>
-      <w:proofErr w:type="spellStart"/>
-      <w:r>
-        <w:rPr>
-          <w:rStyle w:val="normaltextrun"/>
-          <w:color w:val="000000"/>
-        </w:rPr>
-        <w:t>signature_date</w:t>
-      </w:r>
-      <w:proofErr w:type="spellEnd"/>
-      <w:r>
-        <w:rPr>
-          <w:rStyle w:val="normaltextrun"/>
-          <w:color w:val="000000"/>
-        </w:rPr>
-        <w:t xml:space="preserve"> }}</w:t>
+      <w:r>
+        <w:rPr>
+          <w:rStyle w:val="normaltextrun"/>
+          <w:color w:val="000000"/>
+        </w:rPr>
+        <w:t>{{ users[0].signature_date }}</w:t>
       </w:r>
     </w:p>
     <w:p>
@@ -3548,15 +2768,7 @@
       </w:pPr>
       <w:r>
         <w:lastRenderedPageBreak/>
-        <w:t xml:space="preserve">{%p if </w:t>
-      </w:r>
-      <w:proofErr w:type="spellStart"/>
-      <w:r>
-        <w:t>filing_mail</w:t>
-      </w:r>
-      <w:proofErr w:type="spellEnd"/>
-      <w:r>
-        <w:t xml:space="preserve"> %}</w:t>
+        <w:t>{%p if filing_mail %}</w:t>
       </w:r>
     </w:p>
     <w:p>
@@ -3776,23 +2988,7 @@
           <w:rStyle w:val="normaltextrun"/>
           <w:color w:val="000000"/>
         </w:rPr>
-        <w:t>{{ users[0].</w:t>
-      </w:r>
-      <w:proofErr w:type="spellStart"/>
-      <w:r>
-        <w:rPr>
-          <w:rStyle w:val="normaltextrun"/>
-          <w:color w:val="000000"/>
-        </w:rPr>
-        <w:t>signature_date</w:t>
-      </w:r>
-      <w:proofErr w:type="spellEnd"/>
-      <w:r>
-        <w:rPr>
-          <w:rStyle w:val="normaltextrun"/>
-          <w:color w:val="000000"/>
-        </w:rPr>
-        <w:t xml:space="preserve"> }}</w:t>
+        <w:t>{{ users[0].signature_date }}</w:t>
       </w:r>
       <w:r>
         <w:t xml:space="preserve">, which is a date on or before </w:t>
@@ -3836,7 +3032,6 @@
         </w:rPr>
         <w:t xml:space="preserve">/s/ </w:t>
       </w:r>
-      <w:proofErr w:type="gramStart"/>
       <w:r>
         <w:rPr>
           <w:rFonts w:eastAsia="Times New Roman"/>
@@ -3849,15 +3044,7 @@
           <w:rFonts w:eastAsia="Times New Roman"/>
           <w:color w:val="000000"/>
         </w:rPr>
-        <w:t>users</w:t>
-      </w:r>
-      <w:proofErr w:type="gramEnd"/>
-      <w:r>
-        <w:rPr>
-          <w:rFonts w:eastAsia="Times New Roman"/>
-          <w:color w:val="000000"/>
-        </w:rPr>
-        <w:t xml:space="preserve">[0].signature </w:t>
+        <w:t xml:space="preserve">users[0].signature </w:t>
       </w:r>
       <w:r>
         <w:rPr>
@@ -3947,21 +3134,12 @@
         </w:rPr>
         <w:t xml:space="preserve"> </w:t>
       </w:r>
-      <w:proofErr w:type="gramStart"/>
-      <w:r>
-        <w:rPr>
-          <w:rFonts w:eastAsia="Times New Roman"/>
-          <w:color w:val="000000"/>
-        </w:rPr>
-        <w:t>{{ users</w:t>
-      </w:r>
-      <w:proofErr w:type="gramEnd"/>
-      <w:r>
-        <w:rPr>
-          <w:rFonts w:eastAsia="Times New Roman"/>
-          <w:color w:val="000000"/>
-        </w:rPr>
-        <w:t>[0] }}</w:t>
+      <w:r>
+        <w:rPr>
+          <w:rFonts w:eastAsia="Times New Roman"/>
+          <w:color w:val="000000"/>
+        </w:rPr>
+        <w:t>{{ users[0] }}</w:t>
       </w:r>
       <w:r>
         <w:rPr>
@@ -4021,77 +3199,13 @@
         </w:rPr>
         <w:tab/>
       </w:r>
-      <w:proofErr w:type="gramStart"/>
-      <w:r>
-        <w:rPr>
-          <w:rStyle w:val="normaltextrun"/>
-          <w:rFonts w:eastAsia="Times New Roman"/>
-          <w:color w:val="000000"/>
-        </w:rPr>
-        <w:t>{{ users</w:t>
-      </w:r>
-      <w:proofErr w:type="gramEnd"/>
-      <w:r>
-        <w:rPr>
-          <w:rStyle w:val="normaltextrun"/>
-          <w:rFonts w:eastAsia="Times New Roman"/>
-          <w:color w:val="000000"/>
-        </w:rPr>
-        <w:t>[0].</w:t>
-      </w:r>
-      <w:proofErr w:type="spellStart"/>
-      <w:r>
-        <w:rPr>
-          <w:rStyle w:val="normaltextrun"/>
-          <w:rFonts w:eastAsia="Times New Roman"/>
-          <w:color w:val="000000"/>
-        </w:rPr>
-        <w:t>address.address</w:t>
-      </w:r>
-      <w:proofErr w:type="spellEnd"/>
-      <w:r>
-        <w:rPr>
-          <w:rStyle w:val="normaltextrun"/>
-          <w:rFonts w:eastAsia="Times New Roman"/>
-          <w:color w:val="000000"/>
-        </w:rPr>
-        <w:t xml:space="preserve"> }}, {{ users[0].</w:t>
-      </w:r>
-      <w:proofErr w:type="spellStart"/>
-      <w:r>
-        <w:rPr>
-          <w:rStyle w:val="normaltextrun"/>
-          <w:rFonts w:eastAsia="Times New Roman"/>
-          <w:color w:val="000000"/>
-        </w:rPr>
-        <w:t>address.city</w:t>
-      </w:r>
-      <w:proofErr w:type="spellEnd"/>
-      <w:r>
-        <w:rPr>
-          <w:rStyle w:val="normaltextrun"/>
-          <w:rFonts w:eastAsia="Times New Roman"/>
-          <w:color w:val="000000"/>
-        </w:rPr>
-        <w:t xml:space="preserve"> }}, {{ users[0].</w:t>
-      </w:r>
-      <w:proofErr w:type="spellStart"/>
-      <w:r>
-        <w:rPr>
-          <w:rStyle w:val="normaltextrun"/>
-          <w:rFonts w:eastAsia="Times New Roman"/>
-          <w:color w:val="000000"/>
-        </w:rPr>
-        <w:t>address.state</w:t>
-      </w:r>
-      <w:proofErr w:type="spellEnd"/>
-      <w:r>
-        <w:rPr>
-          <w:rStyle w:val="normaltextrun"/>
-          <w:rFonts w:eastAsia="Times New Roman"/>
-          <w:color w:val="000000"/>
-        </w:rPr>
-        <w:t xml:space="preserve"> }} {{ users[0].address.zip }}</w:t>
+      <w:r>
+        <w:rPr>
+          <w:rStyle w:val="normaltextrun"/>
+          <w:rFonts w:eastAsia="Times New Roman"/>
+          <w:color w:val="000000"/>
+        </w:rPr>
+        <w:t>{{ users[0].address.address }}, {{ users[0].address.city }}, {{ users[0].address.state }} {{ users[0].address.zip }}</w:t>
       </w:r>
     </w:p>
     <w:p>
@@ -4124,23 +3238,13 @@
       <w:r>
         <w:tab/>
       </w:r>
-      <w:proofErr w:type="gramStart"/>
-      <w:r>
-        <w:rPr>
-          <w:rStyle w:val="normaltextrun"/>
-          <w:color w:val="000000"/>
-        </w:rPr>
-        <w:t>{{ users</w:t>
-      </w:r>
-      <w:proofErr w:type="gramEnd"/>
-      <w:r>
-        <w:rPr>
-          <w:rStyle w:val="normaltextrun"/>
-          <w:color w:val="000000"/>
-        </w:rPr>
-        <w:t>[0].</w:t>
-      </w:r>
-      <w:proofErr w:type="spellStart"/>
+      <w:r>
+        <w:rPr>
+          <w:rStyle w:val="normaltextrun"/>
+          <w:color w:val="000000"/>
+        </w:rPr>
+        <w:t>{{ users[0].</w:t>
+      </w:r>
       <w:r>
         <w:rPr>
           <w:rStyle w:val="normaltextrun"/>
@@ -4153,15 +3257,7 @@
           <w:rStyle w:val="normaltextrun"/>
           <w:color w:val="000000"/>
         </w:rPr>
-        <w:t>_number</w:t>
-      </w:r>
-      <w:proofErr w:type="spellEnd"/>
-      <w:r>
-        <w:rPr>
-          <w:rStyle w:val="normaltextrun"/>
-          <w:color w:val="000000"/>
-        </w:rPr>
-        <w:t xml:space="preserve"> }}</w:t>
+        <w:t>_number }}</w:t>
       </w:r>
     </w:p>
     <w:p>
@@ -4221,23 +3317,13 @@
         </w:rPr>
         <w:tab/>
       </w:r>
-      <w:proofErr w:type="gramStart"/>
-      <w:r>
-        <w:rPr>
-          <w:rStyle w:val="normaltextrun"/>
-          <w:rFonts w:cs="Courier New"/>
-          <w:color w:val="000000"/>
-        </w:rPr>
-        <w:t>{{ users</w:t>
-      </w:r>
-      <w:proofErr w:type="gramEnd"/>
-      <w:r>
-        <w:rPr>
-          <w:rStyle w:val="normaltextrun"/>
-          <w:rFonts w:cs="Courier New"/>
-          <w:color w:val="000000"/>
-        </w:rPr>
-        <w:t>[0].email }}</w:t>
+      <w:r>
+        <w:rPr>
+          <w:rStyle w:val="normaltextrun"/>
+          <w:rFonts w:cs="Courier New"/>
+          <w:color w:val="000000"/>
+        </w:rPr>
+        <w:t>{{ users[0].email }}</w:t>
       </w:r>
     </w:p>
     <w:p>
@@ -4262,14 +3348,7 @@
         <w:rPr>
           <w:rFonts w:cs="Courier New"/>
         </w:rPr>
-        <w:t>Date</w:t>
-      </w:r>
-      <w:proofErr w:type="gramStart"/>
-      <w:r>
-        <w:rPr>
-          <w:rFonts w:cs="Courier New"/>
-        </w:rPr>
-        <w:t>:</w:t>
+        <w:t>Date:</w:t>
       </w:r>
       <w:r>
         <w:rPr>
@@ -4289,34 +3368,7 @@
           <w:rFonts w:cs="Courier New"/>
           <w:color w:val="000000"/>
         </w:rPr>
-        <w:t>{</w:t>
-      </w:r>
-      <w:proofErr w:type="gramEnd"/>
-      <w:r>
-        <w:rPr>
-          <w:rStyle w:val="normaltextrun"/>
-          <w:rFonts w:cs="Courier New"/>
-          <w:color w:val="000000"/>
-        </w:rPr>
-        <w:t>{ users[0].</w:t>
-      </w:r>
-      <w:proofErr w:type="spellStart"/>
-      <w:r>
-        <w:rPr>
-          <w:rStyle w:val="normaltextrun"/>
-          <w:rFonts w:cs="Courier New"/>
-          <w:color w:val="000000"/>
-        </w:rPr>
-        <w:t>signature_date</w:t>
-      </w:r>
-      <w:proofErr w:type="spellEnd"/>
-      <w:r>
-        <w:rPr>
-          <w:rStyle w:val="normaltextrun"/>
-          <w:rFonts w:cs="Courier New"/>
-          <w:color w:val="000000"/>
-        </w:rPr>
-        <w:t xml:space="preserve"> }}</w:t>
+        <w:t>{{ users[0].signature_date }}</w:t>
       </w:r>
     </w:p>
     <w:p>
@@ -4573,21 +3625,26 @@
         <w:rPr>
           <w:rFonts w:eastAsia="Courier New"/>
         </w:rPr>
-        <w:t xml:space="preserve">{%p if </w:t>
-      </w:r>
-      <w:proofErr w:type="spellStart"/>
-      <w:r>
+        <w:t>{%p if filing_institution %}</w:t>
+      </w:r>
+    </w:p>
+    <w:p>
+      <w:pPr>
+        <w:spacing w:line="240" w:lineRule="auto"/>
+        <w:jc w:val="center"/>
         <w:rPr>
           <w:rFonts w:eastAsia="Courier New"/>
         </w:rPr>
-        <w:t>filing_institution</w:t>
-      </w:r>
-      <w:proofErr w:type="spellEnd"/>
+      </w:pPr>
       <w:r>
         <w:rPr>
           <w:rFonts w:eastAsia="Courier New"/>
-        </w:rPr>
-        <w:t xml:space="preserve"> %}</w:t>
+          <w:b/>
+          <w:bCs/>
+          <w:color w:val="000000" w:themeColor="text1"/>
+          <w:u w:val="single"/>
+        </w:rPr>
+        <w:t>FILING</w:t>
       </w:r>
     </w:p>
     <w:p>
@@ -4598,15 +3655,24 @@
           <w:rFonts w:eastAsia="Courier New"/>
         </w:rPr>
       </w:pPr>
-      <w:r>
-        <w:rPr>
-          <w:rFonts w:eastAsia="Courier New"/>
-          <w:b/>
-          <w:bCs/>
-          <w:color w:val="000000" w:themeColor="text1"/>
+    </w:p>
+    <w:p>
+      <w:pPr>
+        <w:spacing w:line="240" w:lineRule="auto"/>
+        <w:jc w:val="center"/>
+        <w:rPr>
+          <w:b/>
+          <w:bCs/>
           <w:u w:val="single"/>
         </w:rPr>
-        <w:t>FILING</w:t>
+      </w:pPr>
+      <w:r>
+        <w:rPr>
+          <w:b/>
+          <w:bCs/>
+          <w:u w:val="single"/>
+        </w:rPr>
+        <w:t>Certificate of Mailing and Filing,</w:t>
       </w:r>
     </w:p>
     <w:p>
@@ -4614,9 +3680,147 @@
         <w:spacing w:line="240" w:lineRule="auto"/>
         <w:jc w:val="center"/>
         <w:rPr>
-          <w:rFonts w:eastAsia="Courier New"/>
-        </w:rPr>
-      </w:pPr>
+          <w:b/>
+          <w:bCs/>
+          <w:u w:val="single"/>
+        </w:rPr>
+      </w:pPr>
+      <w:r>
+        <w:rPr>
+          <w:b/>
+          <w:bCs/>
+          <w:u w:val="single"/>
+        </w:rPr>
+        <w:t>Mass. R.</w:t>
+      </w:r>
+      <w:r>
+        <w:rPr>
+          <w:b/>
+          <w:bCs/>
+          <w:u w:val="single"/>
+        </w:rPr>
+        <w:t xml:space="preserve"> </w:t>
+      </w:r>
+      <w:r>
+        <w:rPr>
+          <w:b/>
+          <w:bCs/>
+          <w:u w:val="single"/>
+        </w:rPr>
+        <w:t>A.</w:t>
+      </w:r>
+      <w:r>
+        <w:rPr>
+          <w:b/>
+          <w:bCs/>
+          <w:u w:val="single"/>
+        </w:rPr>
+        <w:t xml:space="preserve"> </w:t>
+      </w:r>
+      <w:r>
+        <w:rPr>
+          <w:b/>
+          <w:bCs/>
+          <w:u w:val="single"/>
+        </w:rPr>
+        <w:t>P. 13</w:t>
+      </w:r>
+      <w:r>
+        <w:rPr>
+          <w:b/>
+          <w:bCs/>
+          <w:u w:val="single"/>
+        </w:rPr>
+        <w:t xml:space="preserve"> </w:t>
+      </w:r>
+      <w:r>
+        <w:rPr>
+          <w:b/>
+          <w:bCs/>
+          <w:u w:val="single"/>
+        </w:rPr>
+        <w:t>(a)</w:t>
+      </w:r>
+      <w:r>
+        <w:rPr>
+          <w:b/>
+          <w:bCs/>
+          <w:u w:val="single"/>
+        </w:rPr>
+        <w:t xml:space="preserve"> </w:t>
+      </w:r>
+      <w:r>
+        <w:rPr>
+          <w:b/>
+          <w:bCs/>
+          <w:u w:val="single"/>
+        </w:rPr>
+        <w:t>(1)</w:t>
+      </w:r>
+      <w:r>
+        <w:rPr>
+          <w:b/>
+          <w:bCs/>
+          <w:u w:val="single"/>
+        </w:rPr>
+        <w:t xml:space="preserve"> </w:t>
+      </w:r>
+      <w:r>
+        <w:rPr>
+          <w:b/>
+          <w:bCs/>
+          <w:u w:val="single"/>
+        </w:rPr>
+        <w:t xml:space="preserve">(B) </w:t>
+      </w:r>
+      <w:r>
+        <w:rPr>
+          <w:b/>
+          <w:bCs/>
+          <w:u w:val="single"/>
+        </w:rPr>
+        <w:t>and</w:t>
+      </w:r>
+      <w:r>
+        <w:rPr>
+          <w:b/>
+          <w:bCs/>
+          <w:u w:val="single"/>
+        </w:rPr>
+        <w:t xml:space="preserve"> 13</w:t>
+      </w:r>
+      <w:r>
+        <w:rPr>
+          <w:b/>
+          <w:bCs/>
+          <w:u w:val="single"/>
+        </w:rPr>
+        <w:t xml:space="preserve"> </w:t>
+      </w:r>
+      <w:r>
+        <w:rPr>
+          <w:b/>
+          <w:bCs/>
+          <w:u w:val="single"/>
+        </w:rPr>
+        <w:t>(a)</w:t>
+      </w:r>
+      <w:r>
+        <w:rPr>
+          <w:b/>
+          <w:bCs/>
+          <w:u w:val="single"/>
+        </w:rPr>
+        <w:t xml:space="preserve"> </w:t>
+      </w:r>
+      <w:r>
+        <w:rPr>
+          <w:b/>
+          <w:bCs/>
+          <w:u w:val="single"/>
+        </w:rPr>
+        <w:t>(2)</w:t>
+      </w:r>
     </w:p>
     <w:p>
       <w:pPr>
@@ -4628,225 +3832,59 @@
           <w:u w:val="single"/>
         </w:rPr>
       </w:pPr>
-      <w:r>
-        <w:rPr>
-          <w:b/>
-          <w:bCs/>
-          <w:u w:val="single"/>
-        </w:rPr>
-        <w:t>Certificate of Mailing and Filing,</w:t>
-      </w:r>
-    </w:p>
-    <w:p>
-      <w:pPr>
-        <w:spacing w:line="240" w:lineRule="auto"/>
-        <w:jc w:val="center"/>
-        <w:rPr>
-          <w:b/>
-          <w:bCs/>
-          <w:u w:val="single"/>
-        </w:rPr>
-      </w:pPr>
-      <w:r>
-        <w:rPr>
-          <w:b/>
-          <w:bCs/>
-          <w:u w:val="single"/>
-        </w:rPr>
-        <w:t>Mass. R.</w:t>
-      </w:r>
-      <w:r>
-        <w:rPr>
-          <w:b/>
-          <w:bCs/>
-          <w:u w:val="single"/>
-        </w:rPr>
+    </w:p>
+    <w:p>
+      <w:pPr>
+        <w:spacing w:line="240" w:lineRule="auto"/>
+      </w:pPr>
+      <w:r>
+        <w:t>Pursuant to Mass. R.</w:t>
+      </w:r>
+      <w:r>
         <w:t xml:space="preserve"> </w:t>
       </w:r>
       <w:r>
-        <w:rPr>
-          <w:b/>
-          <w:bCs/>
-          <w:u w:val="single"/>
-        </w:rPr>
         <w:t>A.</w:t>
       </w:r>
       <w:r>
-        <w:rPr>
-          <w:b/>
-          <w:bCs/>
-          <w:u w:val="single"/>
-        </w:rPr>
         <w:t xml:space="preserve"> </w:t>
       </w:r>
       <w:r>
-        <w:rPr>
-          <w:b/>
-          <w:bCs/>
-          <w:u w:val="single"/>
-        </w:rPr>
         <w:t>P. 13</w:t>
       </w:r>
       <w:r>
-        <w:rPr>
-          <w:b/>
-          <w:bCs/>
-          <w:u w:val="single"/>
-        </w:rPr>
         <w:t xml:space="preserve"> </w:t>
       </w:r>
       <w:r>
-        <w:rPr>
-          <w:b/>
-          <w:bCs/>
-          <w:u w:val="single"/>
-        </w:rPr>
         <w:t>(a)</w:t>
       </w:r>
       <w:r>
-        <w:rPr>
-          <w:b/>
-          <w:bCs/>
-          <w:u w:val="single"/>
-        </w:rPr>
         <w:t xml:space="preserve"> </w:t>
       </w:r>
       <w:r>
-        <w:rPr>
-          <w:b/>
-          <w:bCs/>
-          <w:u w:val="single"/>
-        </w:rPr>
         <w:t>(1)</w:t>
       </w:r>
       <w:r>
-        <w:rPr>
-          <w:b/>
-          <w:bCs/>
-          <w:u w:val="single"/>
-        </w:rPr>
         <w:t xml:space="preserve"> </w:t>
       </w:r>
       <w:r>
-        <w:rPr>
-          <w:b/>
-          <w:bCs/>
-          <w:u w:val="single"/>
-        </w:rPr>
-        <w:t xml:space="preserve">(B) </w:t>
-      </w:r>
-      <w:r>
-        <w:rPr>
-          <w:b/>
-          <w:bCs/>
-          <w:u w:val="single"/>
-        </w:rPr>
-        <w:t>and</w:t>
-      </w:r>
-      <w:r>
-        <w:rPr>
-          <w:b/>
-          <w:bCs/>
-          <w:u w:val="single"/>
-        </w:rPr>
-        <w:t xml:space="preserve"> 13</w:t>
-      </w:r>
-      <w:r>
-        <w:rPr>
-          <w:b/>
-          <w:bCs/>
-          <w:u w:val="single"/>
-        </w:rPr>
+        <w:t>(B)</w:t>
+      </w:r>
+      <w:r>
+        <w:t xml:space="preserve"> and 13</w:t>
+      </w:r>
+      <w:r>
         <w:t xml:space="preserve"> </w:t>
       </w:r>
       <w:r>
-        <w:rPr>
-          <w:b/>
-          <w:bCs/>
-          <w:u w:val="single"/>
-        </w:rPr>
         <w:t>(a)</w:t>
       </w:r>
       <w:r>
-        <w:rPr>
-          <w:b/>
-          <w:bCs/>
-          <w:u w:val="single"/>
-        </w:rPr>
         <w:t xml:space="preserve"> </w:t>
       </w:r>
       <w:r>
-        <w:rPr>
-          <w:b/>
-          <w:bCs/>
-          <w:u w:val="single"/>
-        </w:rPr>
         <w:t>(2)</w:t>
       </w:r>
-    </w:p>
-    <w:p>
-      <w:pPr>
-        <w:spacing w:line="240" w:lineRule="auto"/>
-        <w:jc w:val="center"/>
-        <w:rPr>
-          <w:b/>
-          <w:bCs/>
-          <w:u w:val="single"/>
-        </w:rPr>
-      </w:pPr>
-    </w:p>
-    <w:p>
-      <w:pPr>
-        <w:spacing w:line="240" w:lineRule="auto"/>
-      </w:pPr>
-      <w:r>
-        <w:t>Pursuant to Mass. R.</w:t>
-      </w:r>
-      <w:r>
-        <w:t xml:space="preserve"> </w:t>
-      </w:r>
-      <w:r>
-        <w:t>A.</w:t>
-      </w:r>
-      <w:r>
-        <w:t xml:space="preserve"> </w:t>
-      </w:r>
-      <w:r>
-        <w:t>P. 13</w:t>
-      </w:r>
-      <w:r>
-        <w:t xml:space="preserve"> </w:t>
-      </w:r>
-      <w:r>
-        <w:t>(a)</w:t>
-      </w:r>
-      <w:r>
-        <w:t xml:space="preserve"> </w:t>
-      </w:r>
-      <w:r>
-        <w:t>(1)</w:t>
-      </w:r>
-      <w:r>
-        <w:t xml:space="preserve"> </w:t>
-      </w:r>
-      <w:r>
-        <w:t>(B)</w:t>
-      </w:r>
-      <w:r>
-        <w:t xml:space="preserve"> and 13</w:t>
-      </w:r>
-      <w:r>
-        <w:t xml:space="preserve"> </w:t>
-      </w:r>
-      <w:r>
-        <w:t>(a)</w:t>
-      </w:r>
-      <w:r>
-        <w:t xml:space="preserve"> </w:t>
-      </w:r>
-      <w:r>
-        <w:t>(2)</w:t>
-      </w:r>
       <w:r>
         <w:t xml:space="preserve">, I </w:t>
       </w:r>
@@ -4873,23 +3911,7 @@
           <w:rStyle w:val="normaltextrun"/>
           <w:color w:val="000000"/>
         </w:rPr>
-        <w:t>{{ users[0].</w:t>
-      </w:r>
-      <w:proofErr w:type="spellStart"/>
-      <w:r>
-        <w:rPr>
-          <w:rStyle w:val="normaltextrun"/>
-          <w:color w:val="000000"/>
-        </w:rPr>
-        <w:t>signature_date</w:t>
-      </w:r>
-      <w:proofErr w:type="spellEnd"/>
-      <w:r>
-        <w:rPr>
-          <w:rStyle w:val="normaltextrun"/>
-          <w:color w:val="000000"/>
-        </w:rPr>
-        <w:t xml:space="preserve"> }}</w:t>
+        <w:t>{{ users[0].signature_date }}</w:t>
       </w:r>
       <w:r>
         <w:t xml:space="preserve">, which is a date on or before </w:t>
@@ -4928,7 +3950,6 @@
         </w:rPr>
         <w:t xml:space="preserve">/s/ </w:t>
       </w:r>
-      <w:proofErr w:type="gramStart"/>
       <w:r>
         <w:rPr>
           <w:rFonts w:eastAsia="Times New Roman"/>
@@ -4941,15 +3962,7 @@
           <w:rFonts w:eastAsia="Times New Roman"/>
           <w:color w:val="000000"/>
         </w:rPr>
-        <w:t>users</w:t>
-      </w:r>
-      <w:proofErr w:type="gramEnd"/>
-      <w:r>
-        <w:rPr>
-          <w:rFonts w:eastAsia="Times New Roman"/>
-          <w:color w:val="000000"/>
-        </w:rPr>
-        <w:t xml:space="preserve">[0].signature </w:t>
+        <w:t xml:space="preserve">users[0].signature </w:t>
       </w:r>
       <w:r>
         <w:rPr>
@@ -5088,77 +4101,13 @@
         </w:rPr>
         <w:tab/>
       </w:r>
-      <w:proofErr w:type="gramStart"/>
-      <w:r>
-        <w:rPr>
-          <w:rStyle w:val="normaltextrun"/>
-          <w:rFonts w:eastAsia="Times New Roman"/>
-          <w:color w:val="000000"/>
-        </w:rPr>
-        <w:t>{{ users</w:t>
-      </w:r>
-      <w:proofErr w:type="gramEnd"/>
-      <w:r>
-        <w:rPr>
-          <w:rStyle w:val="normaltextrun"/>
-          <w:rFonts w:eastAsia="Times New Roman"/>
-          <w:color w:val="000000"/>
-        </w:rPr>
-        <w:t>[0].</w:t>
-      </w:r>
-      <w:proofErr w:type="spellStart"/>
-      <w:r>
-        <w:rPr>
-          <w:rStyle w:val="normaltextrun"/>
-          <w:rFonts w:eastAsia="Times New Roman"/>
-          <w:color w:val="000000"/>
-        </w:rPr>
-        <w:t>address.address</w:t>
-      </w:r>
-      <w:proofErr w:type="spellEnd"/>
-      <w:r>
-        <w:rPr>
-          <w:rStyle w:val="normaltextrun"/>
-          <w:rFonts w:eastAsia="Times New Roman"/>
-          <w:color w:val="000000"/>
-        </w:rPr>
-        <w:t xml:space="preserve"> }}, {{ users[0].</w:t>
-      </w:r>
-      <w:proofErr w:type="spellStart"/>
-      <w:r>
-        <w:rPr>
-          <w:rStyle w:val="normaltextrun"/>
-          <w:rFonts w:eastAsia="Times New Roman"/>
-          <w:color w:val="000000"/>
-        </w:rPr>
-        <w:t>address.city</w:t>
-      </w:r>
-      <w:proofErr w:type="spellEnd"/>
-      <w:r>
-        <w:rPr>
-          <w:rStyle w:val="normaltextrun"/>
-          <w:rFonts w:eastAsia="Times New Roman"/>
-          <w:color w:val="000000"/>
-        </w:rPr>
-        <w:t xml:space="preserve"> }}, {{ users[0].</w:t>
-      </w:r>
-      <w:proofErr w:type="spellStart"/>
-      <w:r>
-        <w:rPr>
-          <w:rStyle w:val="normaltextrun"/>
-          <w:rFonts w:eastAsia="Times New Roman"/>
-          <w:color w:val="000000"/>
-        </w:rPr>
-        <w:t>address.state</w:t>
-      </w:r>
-      <w:proofErr w:type="spellEnd"/>
-      <w:r>
-        <w:rPr>
-          <w:rStyle w:val="normaltextrun"/>
-          <w:rFonts w:eastAsia="Times New Roman"/>
-          <w:color w:val="000000"/>
-        </w:rPr>
-        <w:t xml:space="preserve"> }} {{ users[0].address.zip }}</w:t>
+      <w:r>
+        <w:rPr>
+          <w:rStyle w:val="normaltextrun"/>
+          <w:rFonts w:eastAsia="Times New Roman"/>
+          <w:color w:val="000000"/>
+        </w:rPr>
+        <w:t>{{ users[0].address.address }}, {{ users[0].address.city }}, {{ users[0].address.state }} {{ users[0].address.zip }}</w:t>
       </w:r>
     </w:p>
     <w:p>
@@ -5218,25 +4167,14 @@
         </w:rPr>
         <w:tab/>
       </w:r>
-      <w:proofErr w:type="gramStart"/>
-      <w:r>
-        <w:rPr>
-          <w:rStyle w:val="normaltextrun"/>
-          <w:rFonts w:cs="Courier New"/>
-          <w:color w:val="000000"/>
-        </w:rPr>
-        <w:t>{{ users</w:t>
-      </w:r>
-      <w:proofErr w:type="gramEnd"/>
-      <w:r>
-        <w:rPr>
-          <w:rStyle w:val="normaltextrun"/>
-          <w:rFonts w:cs="Courier New"/>
-          <w:color w:val="000000"/>
-        </w:rPr>
-        <w:t>[0].</w:t>
-      </w:r>
-      <w:proofErr w:type="spellStart"/>
+      <w:r>
+        <w:rPr>
+          <w:rStyle w:val="normaltextrun"/>
+          <w:rFonts w:cs="Courier New"/>
+          <w:color w:val="000000"/>
+        </w:rPr>
+        <w:t>{{ users[0].</w:t>
+      </w:r>
       <w:r>
         <w:rPr>
           <w:rStyle w:val="normaltextrun"/>
@@ -5251,16 +4189,7 @@
           <w:rFonts w:cs="Courier New"/>
           <w:color w:val="000000"/>
         </w:rPr>
-        <w:t>_number</w:t>
-      </w:r>
-      <w:proofErr w:type="spellEnd"/>
-      <w:r>
-        <w:rPr>
-          <w:rStyle w:val="normaltextrun"/>
-          <w:rFonts w:cs="Courier New"/>
-          <w:color w:val="000000"/>
-        </w:rPr>
-        <w:t xml:space="preserve"> }}</w:t>
+        <w:t>_number }}</w:t>
       </w:r>
     </w:p>
     <w:p>
@@ -5320,23 +4249,13 @@
         </w:rPr>
         <w:tab/>
       </w:r>
-      <w:proofErr w:type="gramStart"/>
-      <w:r>
-        <w:rPr>
-          <w:rStyle w:val="normaltextrun"/>
-          <w:rFonts w:cs="Courier New"/>
-          <w:color w:val="000000"/>
-        </w:rPr>
-        <w:t>{{ users</w:t>
-      </w:r>
-      <w:proofErr w:type="gramEnd"/>
-      <w:r>
-        <w:rPr>
-          <w:rStyle w:val="normaltextrun"/>
-          <w:rFonts w:cs="Courier New"/>
-          <w:color w:val="000000"/>
-        </w:rPr>
-        <w:t>[0].email }}</w:t>
+      <w:r>
+        <w:rPr>
+          <w:rStyle w:val="normaltextrun"/>
+          <w:rFonts w:cs="Courier New"/>
+          <w:color w:val="000000"/>
+        </w:rPr>
+        <w:t>{{ users[0].email }}</w:t>
       </w:r>
     </w:p>
     <w:p>
@@ -5361,14 +4280,7 @@
         <w:rPr>
           <w:rFonts w:cs="Courier New"/>
         </w:rPr>
-        <w:t>Date</w:t>
-      </w:r>
-      <w:proofErr w:type="gramStart"/>
-      <w:r>
-        <w:rPr>
-          <w:rFonts w:cs="Courier New"/>
-        </w:rPr>
-        <w:t>:</w:t>
+        <w:t>Date:</w:t>
       </w:r>
       <w:r>
         <w:rPr>
@@ -5388,34 +4300,7 @@
           <w:rFonts w:cs="Courier New"/>
           <w:color w:val="000000"/>
         </w:rPr>
-        <w:t>{</w:t>
-      </w:r>
-      <w:proofErr w:type="gramEnd"/>
-      <w:r>
-        <w:rPr>
-          <w:rStyle w:val="normaltextrun"/>
-          <w:rFonts w:cs="Courier New"/>
-          <w:color w:val="000000"/>
-        </w:rPr>
-        <w:t>{ users[0].</w:t>
-      </w:r>
-      <w:proofErr w:type="spellStart"/>
-      <w:r>
-        <w:rPr>
-          <w:rStyle w:val="normaltextrun"/>
-          <w:rFonts w:cs="Courier New"/>
-          <w:color w:val="000000"/>
-        </w:rPr>
-        <w:t>signature_date</w:t>
-      </w:r>
-      <w:proofErr w:type="spellEnd"/>
-      <w:r>
-        <w:rPr>
-          <w:rStyle w:val="normaltextrun"/>
-          <w:rFonts w:cs="Courier New"/>
-          <w:color w:val="000000"/>
-        </w:rPr>
-        <w:t xml:space="preserve"> }}</w:t>
+        <w:t>{{ users[0].signature_date }}</w:t>
       </w:r>
     </w:p>
     <w:p>
@@ -6482,6 +5367,21 @@
 </file>
 
 <file path=customXml/item1.xml><?xml version="1.0" encoding="utf-8"?>
+<?mso-contentType ?>
+<FormTemplates xmlns="http://schemas.microsoft.com/sharepoint/v3/contenttype/forms">
+  <Display>DocumentLibraryForm</Display>
+  <Edit>DocumentLibraryForm</Edit>
+  <New>DocumentLibraryForm</New>
+</FormTemplates>
+</file>
+
+<file path=customXml/item2.xml><?xml version="1.0" encoding="utf-8"?>
+<p:properties xmlns:p="http://schemas.microsoft.com/office/2006/metadata/properties" xmlns:xsi="http://www.w3.org/2001/XMLSchema-instance" xmlns:pc="http://schemas.microsoft.com/office/infopath/2007/PartnerControls">
+  <documentManagement/>
+</p:properties>
+</file>
+
+<file path=customXml/item3.xml><?xml version="1.0" encoding="utf-8"?>
 <ct:contentTypeSchema xmlns:ct="http://schemas.microsoft.com/office/2006/metadata/contentType" xmlns:ma="http://schemas.microsoft.com/office/2006/metadata/properties/metaAttributes" ct:_="" ma:_="" ma:contentTypeName="Document" ma:contentTypeID="0x010100F541DD7D327B7F4E8D2EC665EEA7320D" ma:contentTypeVersion="4" ma:contentTypeDescription="Create a new document." ma:contentTypeScope="" ma:versionID="c299210c774dd12a84afd14716de3fbc">
   <xsd:schema xmlns:xsd="http://www.w3.org/2001/XMLSchema" xmlns:xs="http://www.w3.org/2001/XMLSchema" xmlns:p="http://schemas.microsoft.com/office/2006/metadata/properties" xmlns:ns2="a2f6636e-2933-45f9-9012-de6162fdddc0" targetNamespace="http://schemas.microsoft.com/office/2006/metadata/properties" ma:root="true" ma:fieldsID="6bf7ad6ddbf60d9b41ffaccfdc80e652" ns2:_="">
     <xsd:import namespace="a2f6636e-2933-45f9-9012-de6162fdddc0"/>
@@ -6625,22 +5525,24 @@
 </ct:contentTypeSchema>
 </file>
 
-<file path=customXml/item2.xml><?xml version="1.0" encoding="utf-8"?>
-<p:properties xmlns:p="http://schemas.microsoft.com/office/2006/metadata/properties" xmlns:xsi="http://www.w3.org/2001/XMLSchema-instance" xmlns:pc="http://schemas.microsoft.com/office/infopath/2007/PartnerControls">
-  <documentManagement/>
-</p:properties>
+<file path=customXml/itemProps1.xml><?xml version="1.0" encoding="utf-8"?>
+<ds:datastoreItem xmlns:ds="http://schemas.openxmlformats.org/officeDocument/2006/customXml" ds:itemID="{7C39AC40-18CD-456A-9A7E-04B5CD4D7E86}">
+  <ds:schemaRefs>
+    <ds:schemaRef ds:uri="http://schemas.microsoft.com/sharepoint/v3/contenttype/forms"/>
+  </ds:schemaRefs>
+</ds:datastoreItem>
 </file>
 
-<file path=customXml/item3.xml><?xml version="1.0" encoding="utf-8"?>
-<?mso-contentType ?>
-<FormTemplates xmlns="http://schemas.microsoft.com/sharepoint/v3/contenttype/forms">
-  <Display>DocumentLibraryForm</Display>
-  <Edit>DocumentLibraryForm</Edit>
-  <New>DocumentLibraryForm</New>
-</FormTemplates>
+<file path=customXml/itemProps2.xml><?xml version="1.0" encoding="utf-8"?>
+<ds:datastoreItem xmlns:ds="http://schemas.openxmlformats.org/officeDocument/2006/customXml" ds:itemID="{521C7BBE-EEDE-497C-9A62-0AAE58ADF58E}">
+  <ds:schemaRefs>
+    <ds:schemaRef ds:uri="http://schemas.microsoft.com/office/2006/metadata/properties"/>
+    <ds:schemaRef ds:uri="http://schemas.microsoft.com/office/infopath/2007/PartnerControls"/>
+  </ds:schemaRefs>
+</ds:datastoreItem>
 </file>
 
-<file path=customXml/itemProps1.xml><?xml version="1.0" encoding="utf-8"?>
+<file path=customXml/itemProps3.xml><?xml version="1.0" encoding="utf-8"?>
 <ds:datastoreItem xmlns:ds="http://schemas.openxmlformats.org/officeDocument/2006/customXml" ds:itemID="{57C522B9-5957-4E8C-8BFC-662776468B30}">
   <ds:schemaRefs>
     <ds:schemaRef ds:uri="http://schemas.microsoft.com/office/2006/metadata/contentType"/>
@@ -6656,21 +5558,4 @@
     <ds:schemaRef ds:uri="http://schemas.microsoft.com/internal/obd"/>
   </ds:schemaRefs>
 </ds:datastoreItem>
-</file>
-
-<file path=customXml/itemProps2.xml><?xml version="1.0" encoding="utf-8"?>
-<ds:datastoreItem xmlns:ds="http://schemas.openxmlformats.org/officeDocument/2006/customXml" ds:itemID="{521C7BBE-EEDE-497C-9A62-0AAE58ADF58E}">
-  <ds:schemaRefs>
-    <ds:schemaRef ds:uri="http://schemas.microsoft.com/office/2006/metadata/properties"/>
-    <ds:schemaRef ds:uri="http://schemas.microsoft.com/office/infopath/2007/PartnerControls"/>
-  </ds:schemaRefs>
-</ds:datastoreItem>
-</file>
-
-<file path=customXml/itemProps3.xml><?xml version="1.0" encoding="utf-8"?>
-<ds:datastoreItem xmlns:ds="http://schemas.openxmlformats.org/officeDocument/2006/customXml" ds:itemID="{7C39AC40-18CD-456A-9A7E-04B5CD4D7E86}">
-  <ds:schemaRefs>
-    <ds:schemaRef ds:uri="http://schemas.microsoft.com/sharepoint/v3/contenttype/forms"/>
-  </ds:schemaRefs>
-</ds:datastoreItem>
 </file>
--- a/docassemble/MAInformalAppelleeBrief/data/templates/appellee_brief.docx
+++ b/docassemble/MAInformalAppelleeBrief/data/templates/appellee_brief.docx
@@ -1212,7 +1212,7 @@
           <w:rFonts w:ascii="Courier New" w:hAnsi="Courier New" w:cs="Courier New"/>
           <w:color w:val="000000"/>
         </w:rPr>
-        <w:tab/>
+        <w:t xml:space="preserve"> </w:t>
       </w:r>
       <w:proofErr w:type="gramStart"/>
       <w:r>
@@ -1244,6 +1244,58 @@
           <w:color w:val="000000"/>
         </w:rPr>
       </w:pPr>
+      <w:r>
+        <w:rPr>
+          <w:rStyle w:val="normaltextrun"/>
+          <w:rFonts w:ascii="Courier New" w:hAnsi="Courier New" w:cs="Courier New"/>
+          <w:color w:val="000000"/>
+        </w:rPr>
+        <w:t xml:space="preserve">Other contact method: </w:t>
+      </w:r>
+      <w:proofErr w:type="gramStart"/>
+      <w:r>
+        <w:rPr>
+          <w:rStyle w:val="normaltextrun"/>
+          <w:rFonts w:ascii="Courier New" w:hAnsi="Courier New" w:cs="Courier New"/>
+          <w:color w:val="000000"/>
+        </w:rPr>
+        <w:t xml:space="preserve">{{ </w:t>
+      </w:r>
+      <w:r>
+        <w:rPr>
+          <w:rStyle w:val="normaltextrun"/>
+          <w:rFonts w:ascii="Courier New" w:hAnsi="Courier New" w:cs="Courier New"/>
+          <w:color w:val="000000"/>
+        </w:rPr>
+        <w:t>users</w:t>
+      </w:r>
+      <w:proofErr w:type="gramEnd"/>
+      <w:r>
+        <w:rPr>
+          <w:rStyle w:val="normaltextrun"/>
+          <w:rFonts w:ascii="Courier New" w:hAnsi="Courier New" w:cs="Courier New"/>
+          <w:color w:val="000000"/>
+        </w:rPr>
+        <w:t>[0].</w:t>
+      </w:r>
+      <w:proofErr w:type="spellStart"/>
+      <w:r>
+        <w:rPr>
+          <w:rStyle w:val="normaltextrun"/>
+          <w:rFonts w:ascii="Courier New" w:hAnsi="Courier New" w:cs="Courier New"/>
+          <w:color w:val="000000"/>
+        </w:rPr>
+        <w:t>other_contact_method</w:t>
+      </w:r>
+      <w:proofErr w:type="spellEnd"/>
+      <w:r>
+        <w:rPr>
+          <w:rStyle w:val="normaltextrun"/>
+          <w:rFonts w:ascii="Courier New" w:hAnsi="Courier New" w:cs="Courier New"/>
+          <w:color w:val="000000"/>
+        </w:rPr>
+        <w:t xml:space="preserve"> }}</w:t>
+      </w:r>
     </w:p>
     <w:p>
       <w:pPr>
@@ -1263,6 +1315,7 @@
         <w:spacing w:before="0" w:beforeAutospacing="0" w:after="0" w:afterAutospacing="0"/>
         <w:textAlignment w:val="baseline"/>
         <w:rPr>
+          <w:rStyle w:val="normaltextrun"/>
           <w:rFonts w:ascii="Courier New" w:hAnsi="Courier New" w:cs="Courier New"/>
           <w:color w:val="000000"/>
         </w:rPr>
@@ -1299,6 +1352,17 @@
         </w:rPr>
         <w:t>%}</w:t>
       </w:r>
+    </w:p>
+    <w:p>
+      <w:pPr>
+        <w:pStyle w:val="paragraph"/>
+        <w:spacing w:before="0" w:beforeAutospacing="0" w:after="0" w:afterAutospacing="0"/>
+        <w:textAlignment w:val="baseline"/>
+        <w:rPr>
+          <w:rFonts w:ascii="Courier New" w:hAnsi="Courier New" w:cs="Courier New"/>
+          <w:color w:val="000000"/>
+        </w:rPr>
+      </w:pPr>
       <w:r>
         <w:rPr>
           <w:rFonts w:ascii="Courier New" w:hAnsi="Courier New" w:cs="Courier New"/>
@@ -1401,7 +1465,7 @@
     <w:p>
       <w:pPr>
         <w:rPr>
-          <w:rFonts w:eastAsia="Times New Roman"/>
+          <w:rStyle w:val="normaltextrun"/>
           <w:color w:val="000000"/>
         </w:rPr>
       </w:pPr>
@@ -1435,6 +1499,14 @@
         </w:rPr>
         <w:t>%}</w:t>
       </w:r>
+    </w:p>
+    <w:p>
+      <w:pPr>
+        <w:rPr>
+          <w:rFonts w:eastAsia="Times New Roman"/>
+          <w:color w:val="000000"/>
+        </w:rPr>
+      </w:pPr>
       <w:r>
         <w:rPr>
           <w:rFonts w:eastAsia="Times New Roman"/>
@@ -1502,15 +1574,6 @@
     </w:p>
     <w:p>
       <w:pPr>
-        <w:textAlignment w:val="baseline"/>
-        <w:rPr>
-          <w:rFonts w:eastAsia="Times New Roman"/>
-          <w:color w:val="000000" w:themeColor="text1"/>
-        </w:rPr>
-      </w:pPr>
-    </w:p>
-    <w:p>
-      <w:pPr>
         <w:pStyle w:val="NoSpacing"/>
         <w:rPr>
           <w:rFonts w:eastAsia="Courier New" w:cs="Courier New"/>
@@ -1526,7 +1589,7 @@
     <w:p>
       <w:pPr>
         <w:rPr>
-          <w:rFonts w:eastAsia="Times New Roman"/>
+          <w:rStyle w:val="normaltextrun"/>
           <w:color w:val="000000"/>
         </w:rPr>
       </w:pPr>
@@ -1560,6 +1623,14 @@
         </w:rPr>
         <w:t>%}</w:t>
       </w:r>
+    </w:p>
+    <w:p>
+      <w:pPr>
+        <w:rPr>
+          <w:rFonts w:eastAsia="Times New Roman"/>
+          <w:color w:val="000000"/>
+        </w:rPr>
+      </w:pPr>
       <w:r>
         <w:rPr>
           <w:rFonts w:eastAsia="Times New Roman"/>
@@ -1684,7 +1755,6 @@
           <w:color w:val="000000" w:themeColor="text1"/>
         </w:rPr>
       </w:pPr>
-      <w:proofErr w:type="gramStart"/>
       <w:r>
         <w:rPr>
           <w:rFonts w:eastAsia="Times New Roman"/>
@@ -1698,15 +1768,7 @@
           <w:rFonts w:eastAsia="Times New Roman"/>
           <w:color w:val="000000" w:themeColor="text1"/>
         </w:rPr>
-        <w:t>appeal</w:t>
-      </w:r>
-      <w:proofErr w:type="gramEnd"/>
-      <w:r>
-        <w:rPr>
-          <w:rFonts w:eastAsia="Times New Roman"/>
-          <w:color w:val="000000" w:themeColor="text1"/>
-        </w:rPr>
-        <w:t>_arguments</w:t>
+        <w:t>appeal_arguments</w:t>
       </w:r>
       <w:proofErr w:type="spellEnd"/>
       <w:r>
@@ -1816,24 +1878,6 @@
         <w:textAlignment w:val="baseline"/>
         <w:rPr>
           <w:rFonts w:eastAsia="Times New Roman"/>
-          <w:color w:val="000000" w:themeColor="text1"/>
-        </w:rPr>
-      </w:pPr>
-    </w:p>
-    <w:p>
-      <w:pPr>
-        <w:textAlignment w:val="baseline"/>
-        <w:rPr>
-          <w:rFonts w:eastAsia="Times New Roman"/>
-          <w:color w:val="000000" w:themeColor="text1"/>
-        </w:rPr>
-      </w:pPr>
-    </w:p>
-    <w:p>
-      <w:pPr>
-        <w:textAlignment w:val="baseline"/>
-        <w:rPr>
-          <w:rFonts w:eastAsia="Times New Roman"/>
           <w:color w:val="000000"/>
         </w:rPr>
       </w:pPr>
@@ -1847,15 +1891,6 @@
     </w:p>
     <w:p>
       <w:pPr>
-        <w:textAlignment w:val="baseline"/>
-        <w:rPr>
-          <w:rFonts w:eastAsia="Times New Roman"/>
-          <w:color w:val="000000"/>
-        </w:rPr>
-      </w:pPr>
-    </w:p>
-    <w:p>
-      <w:pPr>
         <w:spacing w:line="240" w:lineRule="auto"/>
         <w:textAlignment w:val="baseline"/>
         <w:rPr>
@@ -1863,13 +1898,6 @@
           <w:color w:val="000000"/>
         </w:rPr>
       </w:pPr>
-      <w:r>
-        <w:rPr>
-          <w:rFonts w:eastAsia="Times New Roman"/>
-          <w:color w:val="000000"/>
-        </w:rPr>
-        <w:t xml:space="preserve">/s/ </w:t>
-      </w:r>
       <w:proofErr w:type="gramStart"/>
       <w:r>
         <w:rPr>
@@ -2283,7 +2311,7 @@
           <w:rFonts w:ascii="Courier New" w:hAnsi="Courier New" w:cs="Courier New"/>
           <w:color w:val="000000"/>
         </w:rPr>
-        <w:tab/>
+        <w:t xml:space="preserve"> </w:t>
       </w:r>
       <w:proofErr w:type="gramStart"/>
       <w:r>
@@ -3094,23 +3122,6 @@
           <w:color w:val="000000"/>
         </w:rPr>
       </w:pPr>
-    </w:p>
-    <w:p>
-      <w:pPr>
-        <w:spacing w:line="240" w:lineRule="auto"/>
-        <w:textAlignment w:val="baseline"/>
-        <w:rPr>
-          <w:rFonts w:eastAsia="Times New Roman"/>
-          <w:color w:val="000000"/>
-        </w:rPr>
-      </w:pPr>
-      <w:r>
-        <w:rPr>
-          <w:rFonts w:eastAsia="Times New Roman"/>
-          <w:color w:val="000000"/>
-        </w:rPr>
-        <w:t xml:space="preserve">/s/ </w:t>
-      </w:r>
       <w:proofErr w:type="gramStart"/>
       <w:r>
         <w:rPr>
@@ -3538,7 +3549,7 @@
           <w:rFonts w:ascii="Courier New" w:hAnsi="Courier New" w:cs="Courier New"/>
           <w:color w:val="000000"/>
         </w:rPr>
-        <w:tab/>
+        <w:t xml:space="preserve"> </w:t>
       </w:r>
       <w:proofErr w:type="gramStart"/>
       <w:r>
@@ -3928,24 +3939,12 @@
     </w:p>
     <w:p>
       <w:pPr>
-        <w:spacing w:line="240" w:lineRule="auto"/>
-      </w:pPr>
-    </w:p>
-    <w:p>
-      <w:pPr>
         <w:pStyle w:val="NoSpacing"/>
         <w:rPr>
           <w:rFonts w:cs="Courier New"/>
           <w:szCs w:val="24"/>
         </w:rPr>
       </w:pPr>
-      <w:r>
-        <w:rPr>
-          <w:rFonts w:cs="Courier New"/>
-          <w:szCs w:val="24"/>
-        </w:rPr>
-        <w:t xml:space="preserve">/s/ </w:t>
-      </w:r>
       <w:proofErr w:type="gramStart"/>
       <w:r>
         <w:rPr>
@@ -4372,7 +4371,7 @@
           <w:rFonts w:ascii="Courier New" w:hAnsi="Courier New" w:cs="Courier New"/>
           <w:color w:val="000000"/>
         </w:rPr>
-        <w:tab/>
+        <w:t xml:space="preserve"> </w:t>
       </w:r>
       <w:proofErr w:type="gramStart"/>
       <w:r>
@@ -4868,24 +4867,12 @@
     </w:p>
     <w:p>
       <w:pPr>
-        <w:spacing w:line="240" w:lineRule="auto"/>
-      </w:pPr>
-    </w:p>
-    <w:p>
-      <w:pPr>
         <w:pStyle w:val="NoSpacing"/>
         <w:rPr>
           <w:rFonts w:cs="Courier New"/>
           <w:szCs w:val="24"/>
         </w:rPr>
       </w:pPr>
-      <w:r>
-        <w:rPr>
-          <w:rFonts w:cs="Courier New"/>
-          <w:szCs w:val="24"/>
-        </w:rPr>
-        <w:t xml:space="preserve">/s/ </w:t>
-      </w:r>
       <w:proofErr w:type="gramStart"/>
       <w:r>
         <w:rPr>
@@ -5312,7 +5299,7 @@
           <w:rFonts w:ascii="Courier New" w:hAnsi="Courier New" w:cs="Courier New"/>
           <w:color w:val="000000"/>
         </w:rPr>
-        <w:tab/>
+        <w:t xml:space="preserve"> </w:t>
       </w:r>
       <w:proofErr w:type="gramStart"/>
       <w:r>

--- a/docassemble/MAInformalAppelleeBrief/data/templates/appellee_brief.docx
+++ b/docassemble/MAInformalAppelleeBrief/data/templates/appellee_brief.docx
@@ -294,7 +294,27 @@
           <w:bCs/>
           <w:color w:val="000000"/>
         </w:rPr>
-        <w:t xml:space="preserve"> ,Appellant</w:t>
+        <w:t>,</w:t>
+      </w:r>
+      <w:r>
+        <w:rPr>
+          <w:rStyle w:val="normaltextrun"/>
+          <w:rFonts w:ascii="Courier New" w:hAnsi="Courier New" w:cs="Courier New"/>
+          <w:b/>
+          <w:bCs/>
+          <w:color w:val="000000"/>
+        </w:rPr>
+        <w:t xml:space="preserve"> </w:t>
+      </w:r>
+      <w:r>
+        <w:rPr>
+          <w:rStyle w:val="normaltextrun"/>
+          <w:rFonts w:ascii="Courier New" w:hAnsi="Courier New" w:cs="Courier New"/>
+          <w:b/>
+          <w:bCs/>
+          <w:color w:val="000000"/>
+        </w:rPr>
+        <w:t>Appellant</w:t>
       </w:r>
     </w:p>
     <w:p>
@@ -377,7 +397,6 @@
           <w:color w:val="000000"/>
         </w:rPr>
       </w:pPr>
-      <w:proofErr w:type="gramStart"/>
       <w:r>
         <w:rPr>
           <w:rStyle w:val="normaltextrun"/>
@@ -399,7 +418,6 @@
         </w:rPr>
         <w:t>users</w:t>
       </w:r>
-      <w:proofErr w:type="gramEnd"/>
       <w:r>
         <w:rPr>
           <w:rFonts w:ascii="Courier New" w:hAnsi="Courier New" w:cs="Courier New"/>
@@ -437,7 +455,27 @@
           <w:bCs/>
           <w:color w:val="000000"/>
         </w:rPr>
-        <w:t xml:space="preserve"> ,Appellee</w:t>
+        <w:t>,</w:t>
+      </w:r>
+      <w:r>
+        <w:rPr>
+          <w:rStyle w:val="normaltextrun"/>
+          <w:rFonts w:ascii="Courier New" w:hAnsi="Courier New" w:cs="Courier New"/>
+          <w:b/>
+          <w:bCs/>
+          <w:color w:val="000000"/>
+        </w:rPr>
+        <w:t xml:space="preserve"> </w:t>
+      </w:r>
+      <w:r>
+        <w:rPr>
+          <w:rStyle w:val="normaltextrun"/>
+          <w:rFonts w:ascii="Courier New" w:hAnsi="Courier New" w:cs="Courier New"/>
+          <w:b/>
+          <w:bCs/>
+          <w:color w:val="000000"/>
+        </w:rPr>
+        <w:t>Appellee</w:t>
       </w:r>
     </w:p>
     <w:p>
@@ -1755,6 +1793,7 @@
           <w:color w:val="000000" w:themeColor="text1"/>
         </w:rPr>
       </w:pPr>
+      <w:proofErr w:type="gramStart"/>
       <w:r>
         <w:rPr>
           <w:rFonts w:eastAsia="Times New Roman"/>
@@ -1768,7 +1807,15 @@
           <w:rFonts w:eastAsia="Times New Roman"/>
           <w:color w:val="000000" w:themeColor="text1"/>
         </w:rPr>
-        <w:t>appeal_arguments</w:t>
+        <w:t>appeal</w:t>
+      </w:r>
+      <w:proofErr w:type="gramEnd"/>
+      <w:r>
+        <w:rPr>
+          <w:rFonts w:eastAsia="Times New Roman"/>
+          <w:color w:val="000000" w:themeColor="text1"/>
+        </w:rPr>
+        <w:t>_arguments</w:t>
       </w:r>
       <w:proofErr w:type="spellEnd"/>
       <w:r>
